--- a/groupproject/Group Project Report - FINAL.docx
+++ b/groupproject/Group Project Report - FINAL.docx
@@ -1,6 +1,6 @@
 
 <file path=word/document.xml><?xml version="1.0" encoding="utf-8"?>
-<w:document xmlns:wpc="http://schemas.microsoft.com/office/word/2010/wordprocessingCanvas" xmlns:cx="http://schemas.microsoft.com/office/drawing/2014/chartex" xmlns:cx1="http://schemas.microsoft.com/office/drawing/2015/9/8/chartex" xmlns:cx2="http://schemas.microsoft.com/office/drawing/2015/10/21/chartex" xmlns:cx3="http://schemas.microsoft.com/office/drawing/2016/5/9/chartex" xmlns:cx4="http://schemas.microsoft.com/office/drawing/2016/5/10/chartex" xmlns:cx5="http://schemas.microsoft.com/office/drawing/2016/5/11/chartex" xmlns:cx6="http://schemas.microsoft.com/office/drawing/2016/5/12/chartex" xmlns:cx7="http://schemas.microsoft.com/office/drawing/2016/5/13/chartex" xmlns:cx8="http://schemas.microsoft.com/office/drawing/2016/5/14/chartex" xmlns:mc="http://schemas.openxmlformats.org/markup-compatibility/2006" xmlns:aink="http://schemas.microsoft.com/office/drawing/2016/ink" xmlns:am3d="http://schemas.microsoft.com/office/drawing/2017/model3d" xmlns:o="urn:schemas-microsoft-com:office:office" xmlns:oel="http://schemas.microsoft.com/office/2019/extlst" xmlns:r="http://schemas.openxmlformats.org/officeDocument/2006/relationships" xmlns:m="http://schemas.openxmlformats.org/officeDocument/2006/math" xmlns:v="urn:schemas-microsoft-com:vml" xmlns:wp14="http://schemas.microsoft.com/office/word/2010/wordprocessingDrawing" xmlns:wp="http://schemas.openxmlformats.org/drawingml/2006/wordprocessingDrawing" xmlns:w10="urn:schemas-microsoft-com:office:word" xmlns:w="http://schemas.openxmlformats.org/wordprocessingml/2006/main" xmlns:w14="http://schemas.microsoft.com/office/word/2010/wordml" xmlns:w15="http://schemas.microsoft.com/office/word/2012/wordml" xmlns:w16cex="http://schemas.microsoft.com/office/word/2018/wordml/cex" xmlns:w16cid="http://schemas.microsoft.com/office/word/2016/wordml/cid" xmlns:w16="http://schemas.microsoft.com/office/word/2018/wordml" xmlns:w16du="http://schemas.microsoft.com/office/word/2023/wordml/word16du" xmlns:w16sdtdh="http://schemas.microsoft.com/office/word/2020/wordml/sdtdatahash" xmlns:w16sdtfl="http://schemas.microsoft.com/office/word/2024/wordml/sdtformatlock" xmlns:w16se="http://schemas.microsoft.com/office/word/2015/wordml/symex" xmlns:wpg="http://schemas.microsoft.com/office/word/2010/wordprocessingGroup" xmlns:wpi="http://schemas.microsoft.com/office/word/2010/wordprocessingInk" xmlns:wne="http://schemas.microsoft.com/office/word/2006/wordml" xmlns:wps="http://schemas.microsoft.com/office/word/2010/wordprocessingShape" mc:Ignorable="w14 w15 w16se w16cid w16 w16cex w16sdtdh w16sdtfl w16du wp14">
+<w:document xmlns:wpc="http://schemas.microsoft.com/office/word/2010/wordprocessingCanvas" xmlns:cx="http://schemas.microsoft.com/office/drawing/2014/chartex" xmlns:cx1="http://schemas.microsoft.com/office/drawing/2015/9/8/chartex" xmlns:cx2="http://schemas.microsoft.com/office/drawing/2015/10/21/chartex" xmlns:cx3="http://schemas.microsoft.com/office/drawing/2016/5/9/chartex" xmlns:cx4="http://schemas.microsoft.com/office/drawing/2016/5/10/chartex" xmlns:cx5="http://schemas.microsoft.com/office/drawing/2016/5/11/chartex" xmlns:cx6="http://schemas.microsoft.com/office/drawing/2016/5/12/chartex" xmlns:cx7="http://schemas.microsoft.com/office/drawing/2016/5/13/chartex" xmlns:cx8="http://schemas.microsoft.com/office/drawing/2016/5/14/chartex" xmlns:mc="http://schemas.openxmlformats.org/markup-compatibility/2006" xmlns:aink="http://schemas.microsoft.com/office/drawing/2016/ink" xmlns:am3d="http://schemas.microsoft.com/office/drawing/2017/model3d" xmlns:o="urn:schemas-microsoft-com:office:office" xmlns:r="http://schemas.openxmlformats.org/officeDocument/2006/relationships" xmlns:m="http://schemas.openxmlformats.org/officeDocument/2006/math" xmlns:v="urn:schemas-microsoft-com:vml" xmlns:wp14="http://schemas.microsoft.com/office/word/2010/wordprocessingDrawing" xmlns:wp="http://schemas.openxmlformats.org/drawingml/2006/wordprocessingDrawing" xmlns:w10="urn:schemas-microsoft-com:office:word" xmlns:w="http://schemas.openxmlformats.org/wordprocessingml/2006/main" xmlns:w14="http://schemas.microsoft.com/office/word/2010/wordml" xmlns:w15="http://schemas.microsoft.com/office/word/2012/wordml" xmlns:w16cid="http://schemas.microsoft.com/office/word/2016/wordml/cid" xmlns:w16se="http://schemas.microsoft.com/office/word/2015/wordml/symex" xmlns:wpg="http://schemas.microsoft.com/office/word/2010/wordprocessingGroup" xmlns:wpi="http://schemas.microsoft.com/office/word/2010/wordprocessingInk" xmlns:wne="http://schemas.microsoft.com/office/word/2006/wordml" xmlns:wps="http://schemas.microsoft.com/office/word/2010/wordprocessingShape" mc:Ignorable="w14 w15 w16se w16cid wp14">
   <w:body>
     <w:p>
       <w:pPr>
@@ -28,7 +28,7 @@
                     <pic:cNvPicPr/>
                   </pic:nvPicPr>
                   <pic:blipFill>
-                    <a:blip r:embed="rId6">
+                    <a:blip r:embed="rId8">
                       <a:extLst>
                         <a:ext uri="{28A0092B-C50C-407E-A947-70E740481C1C}">
                           <a14:useLocalDpi xmlns:a14="http://schemas.microsoft.com/office/drawing/2010/main" val="0"/>
@@ -577,7 +577,7 @@
       <w:sdtContent>
         <w:p>
           <w:pPr>
-            <w:pStyle w:val="TOCHeading"/>
+            <w:pStyle w:val="TOC"/>
           </w:pPr>
           <w:r>
             <w:t>Table of Contents</w:t>
@@ -618,7 +618,7 @@
           <w:hyperlink w:anchor="_Toc195045659" w:history="1">
             <w:r>
               <w:rPr>
-                <w:rStyle w:val="Hyperlink"/>
+                <w:rStyle w:val="ae"/>
                 <w:noProof/>
               </w:rPr>
               <w:t>Introduction</w:t>
@@ -691,7 +691,7 @@
           <w:hyperlink w:anchor="_Toc195045660" w:history="1">
             <w:r>
               <w:rPr>
-                <w:rStyle w:val="Hyperlink"/>
+                <w:rStyle w:val="ae"/>
                 <w:noProof/>
               </w:rPr>
               <w:t>Background</w:t>
@@ -764,7 +764,7 @@
           <w:hyperlink w:anchor="_Toc195045661" w:history="1">
             <w:r>
               <w:rPr>
-                <w:rStyle w:val="Hyperlink"/>
+                <w:rStyle w:val="ae"/>
                 <w:noProof/>
               </w:rPr>
               <w:t>Research Objective</w:t>
@@ -837,7 +837,7 @@
           <w:hyperlink w:anchor="_Toc195045662" w:history="1">
             <w:r>
               <w:rPr>
-                <w:rStyle w:val="Hyperlink"/>
+                <w:rStyle w:val="ae"/>
                 <w:noProof/>
               </w:rPr>
               <w:t>Data</w:t>
@@ -910,7 +910,7 @@
           <w:hyperlink w:anchor="_Toc195045663" w:history="1">
             <w:r>
               <w:rPr>
-                <w:rStyle w:val="Hyperlink"/>
+                <w:rStyle w:val="ae"/>
                 <w:noProof/>
               </w:rPr>
               <w:t>Dataset Overview</w:t>
@@ -983,7 +983,7 @@
           <w:hyperlink w:anchor="_Toc195045664" w:history="1">
             <w:r>
               <w:rPr>
-                <w:rStyle w:val="Hyperlink"/>
+                <w:rStyle w:val="ae"/>
                 <w:noProof/>
               </w:rPr>
               <w:t>Data Preprocessing</w:t>
@@ -1056,7 +1056,7 @@
           <w:hyperlink w:anchor="_Toc195045665" w:history="1">
             <w:r>
               <w:rPr>
-                <w:rStyle w:val="Hyperlink"/>
+                <w:rStyle w:val="ae"/>
                 <w:noProof/>
               </w:rPr>
               <w:t>Dataset Review After Preprocessing</w:t>
@@ -1129,7 +1129,7 @@
           <w:hyperlink w:anchor="_Toc195045666" w:history="1">
             <w:r>
               <w:rPr>
-                <w:rStyle w:val="Hyperlink"/>
+                <w:rStyle w:val="ae"/>
                 <w:noProof/>
               </w:rPr>
               <w:t>Methodology</w:t>
@@ -1202,7 +1202,7 @@
           <w:hyperlink w:anchor="_Toc195045667" w:history="1">
             <w:r>
               <w:rPr>
-                <w:rStyle w:val="Hyperlink"/>
+                <w:rStyle w:val="ae"/>
                 <w:noProof/>
                 <w:lang w:val="en-US"/>
               </w:rPr>
@@ -1276,7 +1276,7 @@
           <w:hyperlink w:anchor="_Toc195045668" w:history="1">
             <w:r>
               <w:rPr>
-                <w:rStyle w:val="Hyperlink"/>
+                <w:rStyle w:val="ae"/>
                 <w:noProof/>
               </w:rPr>
               <w:t>Deep Learning – RNN, GRU, LSTM Approaches</w:t>
@@ -1349,7 +1349,7 @@
           <w:hyperlink w:anchor="_Toc195045669" w:history="1">
             <w:r>
               <w:rPr>
-                <w:rStyle w:val="Hyperlink"/>
+                <w:rStyle w:val="ae"/>
                 <w:noProof/>
               </w:rPr>
               <w:t>Deep Learning – CNN Approaches</w:t>
@@ -1422,7 +1422,7 @@
           <w:hyperlink w:anchor="_Toc195045670" w:history="1">
             <w:r>
               <w:rPr>
-                <w:rStyle w:val="Hyperlink"/>
+                <w:rStyle w:val="ae"/>
                 <w:noProof/>
               </w:rPr>
               <w:t>Pretrained Language Model – BERT Approaches</w:t>
@@ -1495,7 +1495,7 @@
           <w:hyperlink w:anchor="_Toc195045671" w:history="1">
             <w:r>
               <w:rPr>
-                <w:rStyle w:val="Hyperlink"/>
+                <w:rStyle w:val="ae"/>
                 <w:noProof/>
               </w:rPr>
               <w:t>Conclusion &amp; Future Improvements</w:t>
@@ -1568,7 +1568,7 @@
           <w:hyperlink w:anchor="_Toc195045672" w:history="1">
             <w:r>
               <w:rPr>
-                <w:rStyle w:val="Hyperlink"/>
+                <w:rStyle w:val="ae"/>
                 <w:noProof/>
                 <w:lang w:val="en-US"/>
               </w:rPr>
@@ -1646,7 +1646,7 @@
     </w:p>
     <w:p>
       <w:pPr>
-        <w:pStyle w:val="Heading1"/>
+        <w:pStyle w:val="1"/>
       </w:pPr>
       <w:bookmarkStart w:id="0" w:name="_Toc195045659"/>
       <w:r>
@@ -1660,7 +1660,7 @@
     </w:p>
     <w:p>
       <w:pPr>
-        <w:pStyle w:val="Heading2"/>
+        <w:pStyle w:val="2"/>
       </w:pPr>
       <w:bookmarkStart w:id="1" w:name="_Toc195045660"/>
       <w:r>
@@ -1728,19 +1728,11 @@
           <w:rFonts w:ascii="Times New Roman Regular" w:hAnsi="Times New Roman Regular" w:cs="Times New Roman Regular"/>
         </w:rPr>
       </w:pPr>
-      <w:proofErr w:type="gramStart"/>
-      <w:r>
-        <w:rPr>
-          <w:rFonts w:ascii="Times New Roman Regular" w:hAnsi="Times New Roman Regular" w:cs="Times New Roman Regular"/>
-        </w:rPr>
-        <w:t>Sentiment Analysis,</w:t>
-      </w:r>
-      <w:proofErr w:type="gramEnd"/>
-      <w:r>
-        <w:rPr>
-          <w:rFonts w:ascii="Times New Roman Regular" w:hAnsi="Times New Roman Regular" w:cs="Times New Roman Regular"/>
-        </w:rPr>
-        <w:t xml:space="preserve"> aims at identifying and extracting users' subjective emotions from natural language texts, which are usually classified into sentiment categories such as Positive, Negative, or Neutral.</w:t>
+      <w:r>
+        <w:rPr>
+          <w:rFonts w:ascii="Times New Roman Regular" w:hAnsi="Times New Roman Regular" w:cs="Times New Roman Regular"/>
+        </w:rPr>
+        <w:t>Sentiment Analysis, aims at identifying and extracting users' subjective emotions from natural language texts, which are usually classified into sentiment categories such as Positive, Negative, or Neutral.</w:t>
       </w:r>
       <w:r>
         <w:rPr>
@@ -1918,7 +1910,7 @@
     </w:p>
     <w:p>
       <w:pPr>
-        <w:pStyle w:val="Heading2"/>
+        <w:pStyle w:val="2"/>
       </w:pPr>
       <w:bookmarkStart w:id="2" w:name="_Toc195045661"/>
       <w:r>
@@ -1941,76 +1933,65 @@
         </w:rPr>
         <w:t xml:space="preserve">The goal of this project is </w:t>
       </w:r>
-      <w:proofErr w:type="gramStart"/>
       <w:r>
         <w:rPr>
           <w:rFonts w:ascii="Times New Roman Regular" w:hAnsi="Times New Roman Regular" w:cs="Times New Roman Regular" w:hint="eastAsia"/>
           <w:lang w:val="en-US" w:eastAsia="zh"/>
         </w:rPr>
-        <w:t>using</w:t>
-      </w:r>
-      <w:proofErr w:type="gramEnd"/>
+        <w:t xml:space="preserve">using </w:t>
+      </w:r>
+      <w:r>
+        <w:rPr>
+          <w:rFonts w:ascii="Times New Roman Regular" w:hAnsi="Times New Roman Regular" w:cs="Times New Roman Regular" w:hint="eastAsia"/>
+          <w:lang w:val="en-US"/>
+        </w:rPr>
+        <w:t>machine learning and deep learning techniques</w:t>
+      </w:r>
       <w:r>
         <w:rPr>
           <w:rFonts w:ascii="Times New Roman Regular" w:hAnsi="Times New Roman Regular" w:cs="Times New Roman Regular" w:hint="eastAsia"/>
           <w:lang w:val="en-US" w:eastAsia="zh"/>
         </w:rPr>
-        <w:t xml:space="preserve"> </w:t>
+        <w:t xml:space="preserve"> to </w:t>
       </w:r>
       <w:r>
         <w:rPr>
           <w:rFonts w:ascii="Times New Roman Regular" w:hAnsi="Times New Roman Regular" w:cs="Times New Roman Regular" w:hint="eastAsia"/>
           <w:lang w:val="en-US"/>
         </w:rPr>
-        <w:t>machine learning and deep learning techniques</w:t>
+        <w:t xml:space="preserve">build a sentiment analysis model for Twitter </w:t>
+      </w:r>
+      <w:r>
+        <w:rPr>
+          <w:rFonts w:ascii="Times New Roman Regular" w:hAnsi="Times New Roman Regular" w:cs="Times New Roman Regular"/>
+        </w:rPr>
+        <w:t>comments, and</w:t>
+      </w:r>
+      <w:r>
+        <w:rPr>
+          <w:rFonts w:ascii="Times New Roman Regular" w:hAnsi="Times New Roman Regular" w:cs="Times New Roman Regular" w:hint="eastAsia"/>
+          <w:lang w:val="en-US"/>
+        </w:rPr>
+        <w:t xml:space="preserve"> compare </w:t>
       </w:r>
       <w:r>
         <w:rPr>
           <w:rFonts w:ascii="Times New Roman Regular" w:hAnsi="Times New Roman Regular" w:cs="Times New Roman Regular" w:hint="eastAsia"/>
           <w:lang w:val="en-US" w:eastAsia="zh"/>
         </w:rPr>
-        <w:t xml:space="preserve"> to </w:t>
+        <w:t xml:space="preserve">the </w:t>
       </w:r>
       <w:r>
         <w:rPr>
           <w:rFonts w:ascii="Times New Roman Regular" w:hAnsi="Times New Roman Regular" w:cs="Times New Roman Regular" w:hint="eastAsia"/>
           <w:lang w:val="en-US"/>
         </w:rPr>
-        <w:t xml:space="preserve">build a sentiment analysis model for Twitter </w:t>
-      </w:r>
-      <w:proofErr w:type="gramStart"/>
-      <w:r>
-        <w:rPr>
-          <w:rFonts w:ascii="Times New Roman Regular" w:hAnsi="Times New Roman Regular" w:cs="Times New Roman Regular"/>
-        </w:rPr>
-        <w:t>comments, and</w:t>
-      </w:r>
-      <w:proofErr w:type="gramEnd"/>
-      <w:r>
-        <w:rPr>
-          <w:rFonts w:ascii="Times New Roman Regular" w:hAnsi="Times New Roman Regular" w:cs="Times New Roman Regular" w:hint="eastAsia"/>
-          <w:lang w:val="en-US"/>
-        </w:rPr>
-        <w:t xml:space="preserve"> compare </w:t>
-      </w:r>
-      <w:r>
-        <w:rPr>
-          <w:rFonts w:ascii="Times New Roman Regular" w:hAnsi="Times New Roman Regular" w:cs="Times New Roman Regular" w:hint="eastAsia"/>
-          <w:lang w:val="en-US" w:eastAsia="zh"/>
-        </w:rPr>
-        <w:t xml:space="preserve">the </w:t>
-      </w:r>
-      <w:r>
-        <w:rPr>
-          <w:rFonts w:ascii="Times New Roman Regular" w:hAnsi="Times New Roman Regular" w:cs="Times New Roman Regular" w:hint="eastAsia"/>
-          <w:lang w:val="en-US"/>
-        </w:rPr>
         <w:t xml:space="preserve">effectiveness through multiple approaches. </w:t>
       </w:r>
     </w:p>
     <w:p>
       <w:pPr>
-        <w:pStyle w:val="ListParagraph"/>
+        <w:pStyle w:val="a9"/>
         <w:numPr>
           <w:ilvl w:val="0"/>
           <w:numId w:val="2"/>
@@ -2056,7 +2037,7 @@
     </w:p>
     <w:p>
       <w:pPr>
-        <w:pStyle w:val="ListParagraph"/>
+        <w:pStyle w:val="a9"/>
         <w:numPr>
           <w:ilvl w:val="0"/>
           <w:numId w:val="2"/>
@@ -2088,7 +2069,7 @@
     </w:p>
     <w:p>
       <w:pPr>
-        <w:pStyle w:val="ListParagraph"/>
+        <w:pStyle w:val="a9"/>
         <w:numPr>
           <w:ilvl w:val="1"/>
           <w:numId w:val="2"/>
@@ -2109,7 +2090,7 @@
     </w:p>
     <w:p>
       <w:pPr>
-        <w:pStyle w:val="ListParagraph"/>
+        <w:pStyle w:val="a9"/>
         <w:numPr>
           <w:ilvl w:val="1"/>
           <w:numId w:val="2"/>
@@ -2165,7 +2146,7 @@
     </w:p>
     <w:p>
       <w:pPr>
-        <w:pStyle w:val="ListParagraph"/>
+        <w:pStyle w:val="a9"/>
         <w:numPr>
           <w:ilvl w:val="1"/>
           <w:numId w:val="2"/>
@@ -2186,7 +2167,7 @@
     </w:p>
     <w:p>
       <w:pPr>
-        <w:pStyle w:val="ListParagraph"/>
+        <w:pStyle w:val="a9"/>
         <w:numPr>
           <w:ilvl w:val="0"/>
           <w:numId w:val="2"/>
@@ -2229,7 +2210,7 @@
     </w:p>
     <w:p>
       <w:pPr>
-        <w:pStyle w:val="Heading1"/>
+        <w:pStyle w:val="1"/>
       </w:pPr>
       <w:bookmarkStart w:id="3" w:name="_Toc195045662"/>
       <w:r>
@@ -2240,7 +2221,7 @@
     </w:p>
     <w:p>
       <w:pPr>
-        <w:pStyle w:val="Heading2"/>
+        <w:pStyle w:val="2"/>
       </w:pPr>
       <w:bookmarkStart w:id="4" w:name="_Dataset_Overview"/>
       <w:bookmarkStart w:id="5" w:name="_Toc195045663"/>
@@ -2268,10 +2249,10 @@
         </w:rPr>
         <w:t xml:space="preserve">This project used the </w:t>
       </w:r>
-      <w:hyperlink r:id="rId7" w:history="1">
+      <w:hyperlink r:id="rId9" w:history="1">
         <w:r>
           <w:rPr>
-            <w:rStyle w:val="Hyperlink"/>
+            <w:rStyle w:val="ae"/>
             <w:rFonts w:ascii="Times New Roman Regular" w:hAnsi="Times New Roman Regular" w:cs="Times New Roman Regular"/>
           </w:rPr>
           <w:t>Sentiment Analysis Dataset</w:t>
@@ -2308,7 +2289,7 @@
     </w:p>
     <w:p>
       <w:pPr>
-        <w:pStyle w:val="ListParagraph"/>
+        <w:pStyle w:val="a9"/>
         <w:numPr>
           <w:ilvl w:val="0"/>
           <w:numId w:val="3"/>
@@ -2364,7 +2345,7 @@
                     <pic:cNvPicPr/>
                   </pic:nvPicPr>
                   <pic:blipFill>
-                    <a:blip r:embed="rId8"/>
+                    <a:blip r:embed="rId10"/>
                     <a:stretch>
                       <a:fillRect/>
                     </a:stretch>
@@ -2387,7 +2368,7 @@
     </w:p>
     <w:p>
       <w:pPr>
-        <w:pStyle w:val="ListParagraph"/>
+        <w:pStyle w:val="a9"/>
         <w:numPr>
           <w:ilvl w:val="0"/>
           <w:numId w:val="3"/>
@@ -2434,7 +2415,7 @@
                     <pic:cNvPicPr/>
                   </pic:nvPicPr>
                   <pic:blipFill>
-                    <a:blip r:embed="rId9"/>
+                    <a:blip r:embed="rId11"/>
                     <a:stretch>
                       <a:fillRect/>
                     </a:stretch>
@@ -2476,7 +2457,7 @@
                     <pic:cNvPicPr/>
                   </pic:nvPicPr>
                   <pic:blipFill>
-                    <a:blip r:embed="rId10"/>
+                    <a:blip r:embed="rId12"/>
                     <a:stretch>
                       <a:fillRect/>
                     </a:stretch>
@@ -2582,7 +2563,7 @@
                     <pic:cNvPicPr/>
                   </pic:nvPicPr>
                   <pic:blipFill>
-                    <a:blip r:embed="rId11"/>
+                    <a:blip r:embed="rId13"/>
                     <a:stretch>
                       <a:fillRect/>
                     </a:stretch>
@@ -2617,25 +2598,7 @@
           <w:color w:val="000000"/>
           <w:lang w:val="en-US"/>
         </w:rPr>
-        <w:t xml:space="preserve">In addition, we extracted the top 30 most frequent </w:t>
-      </w:r>
-      <w:proofErr w:type="gramStart"/>
-      <w:r>
-        <w:rPr>
-          <w:rFonts w:ascii="Times New Roman Regular" w:hAnsi="Times New Roman Regular" w:cs="Times New Roman Regular"/>
-          <w:color w:val="000000"/>
-          <w:lang w:val="en-US"/>
-        </w:rPr>
-        <w:t>words, but</w:t>
-      </w:r>
-      <w:proofErr w:type="gramEnd"/>
-      <w:r>
-        <w:rPr>
-          <w:rFonts w:ascii="Times New Roman Regular" w:hAnsi="Times New Roman Regular" w:cs="Times New Roman Regular"/>
-          <w:color w:val="000000"/>
-          <w:lang w:val="en-US"/>
-        </w:rPr>
-        <w:t xml:space="preserve"> found that most of them are common </w:t>
+        <w:t xml:space="preserve">In addition, we extracted the top 30 most frequent words, but found that most of them are common </w:t>
       </w:r>
       <w:r>
         <w:rPr>
@@ -2683,7 +2646,7 @@
                     <pic:cNvPicPr/>
                   </pic:nvPicPr>
                   <pic:blipFill>
-                    <a:blip r:embed="rId12"/>
+                    <a:blip r:embed="rId14"/>
                     <a:stretch>
                       <a:fillRect/>
                     </a:stretch>
@@ -2730,7 +2693,7 @@
     </w:p>
     <w:p>
       <w:pPr>
-        <w:pStyle w:val="ListParagraph"/>
+        <w:pStyle w:val="a9"/>
         <w:numPr>
           <w:ilvl w:val="0"/>
           <w:numId w:val="3"/>
@@ -2778,7 +2741,7 @@
                     <pic:cNvPicPr/>
                   </pic:nvPicPr>
                   <pic:blipFill>
-                    <a:blip r:embed="rId13"/>
+                    <a:blip r:embed="rId15"/>
                     <a:stretch>
                       <a:fillRect/>
                     </a:stretch>
@@ -2873,7 +2836,7 @@
     </w:p>
     <w:p>
       <w:pPr>
-        <w:pStyle w:val="ListParagraph"/>
+        <w:pStyle w:val="a9"/>
         <w:numPr>
           <w:ilvl w:val="0"/>
           <w:numId w:val="3"/>
@@ -2931,7 +2894,7 @@
                     <pic:cNvPicPr/>
                   </pic:nvPicPr>
                   <pic:blipFill>
-                    <a:blip r:embed="rId14"/>
+                    <a:blip r:embed="rId16"/>
                     <a:stretch>
                       <a:fillRect/>
                     </a:stretch>
@@ -2954,7 +2917,7 @@
     </w:p>
     <w:p>
       <w:pPr>
-        <w:pStyle w:val="Heading2"/>
+        <w:pStyle w:val="2"/>
       </w:pPr>
       <w:bookmarkStart w:id="6" w:name="_Toc195045664"/>
       <w:r>
@@ -2980,7 +2943,7 @@
       <w:hyperlink w:anchor="_Dataset_Overview" w:history="1">
         <w:r>
           <w:rPr>
-            <w:rStyle w:val="Hyperlink"/>
+            <w:rStyle w:val="ae"/>
             <w:rFonts w:ascii="Times New Roman Regular" w:hAnsi="Times New Roman Regular" w:cs="Times New Roman Regular"/>
           </w:rPr>
           <w:t>dataset column description</w:t>
@@ -3030,9 +2993,15 @@
           <w:iCs/>
           <w:color w:val="000000"/>
         </w:rPr>
-        <w:t>@</w:t>
-      </w:r>
-      <w:proofErr w:type="gramStart"/>
+        <w:t>@someone</w:t>
+      </w:r>
+      <w:r>
+        <w:rPr>
+          <w:rFonts w:ascii="Times New Roman Regular" w:hAnsi="Times New Roman Regular" w:cs="Times New Roman Regular" w:hint="eastAsia"/>
+          <w:color w:val="000000"/>
+        </w:rPr>
+        <w:t xml:space="preserve"> and </w:t>
+      </w:r>
       <w:r>
         <w:rPr>
           <w:rFonts w:ascii="Times New Roman Regular" w:hAnsi="Times New Roman Regular" w:cs="Times New Roman Regular" w:hint="eastAsia"/>
@@ -3040,23 +3009,6 @@
           <w:iCs/>
           <w:color w:val="000000"/>
         </w:rPr>
-        <w:t>someone</w:t>
-      </w:r>
-      <w:proofErr w:type="gramEnd"/>
-      <w:r>
-        <w:rPr>
-          <w:rFonts w:ascii="Times New Roman Regular" w:hAnsi="Times New Roman Regular" w:cs="Times New Roman Regular" w:hint="eastAsia"/>
-          <w:color w:val="000000"/>
-        </w:rPr>
-        <w:t xml:space="preserve"> and </w:t>
-      </w:r>
-      <w:r>
-        <w:rPr>
-          <w:rFonts w:ascii="Times New Roman Regular" w:hAnsi="Times New Roman Regular" w:cs="Times New Roman Regular" w:hint="eastAsia"/>
-          <w:i/>
-          <w:iCs/>
-          <w:color w:val="000000"/>
-        </w:rPr>
         <w:t>email addresses</w:t>
       </w:r>
       <w:r>
@@ -3077,7 +3029,7 @@
     </w:p>
     <w:p>
       <w:pPr>
-        <w:pStyle w:val="Heading2"/>
+        <w:pStyle w:val="2"/>
       </w:pPr>
       <w:bookmarkStart w:id="7" w:name="_Dataset_Review_After"/>
       <w:bookmarkStart w:id="8" w:name="_Toc195045665"/>
@@ -3168,7 +3120,7 @@
                     <pic:cNvPicPr/>
                   </pic:nvPicPr>
                   <pic:blipFill>
-                    <a:blip r:embed="rId15"/>
+                    <a:blip r:embed="rId17"/>
                     <a:stretch>
                       <a:fillRect/>
                     </a:stretch>
@@ -3217,7 +3169,7 @@
                     <pic:cNvPicPr/>
                   </pic:nvPicPr>
                   <pic:blipFill>
-                    <a:blip r:embed="rId16"/>
+                    <a:blip r:embed="rId18"/>
                     <a:stretch>
                       <a:fillRect/>
                     </a:stretch>
@@ -3328,7 +3280,7 @@
     </w:p>
     <w:p>
       <w:pPr>
-        <w:pStyle w:val="Heading1"/>
+        <w:pStyle w:val="1"/>
       </w:pPr>
       <w:bookmarkStart w:id="9" w:name="_Toc195045666"/>
       <w:r>
@@ -3376,7 +3328,7 @@
     </w:p>
     <w:p>
       <w:pPr>
-        <w:pStyle w:val="ListParagraph"/>
+        <w:pStyle w:val="a9"/>
         <w:numPr>
           <w:ilvl w:val="0"/>
           <w:numId w:val="6"/>
@@ -3420,7 +3372,7 @@
     </w:p>
     <w:p>
       <w:pPr>
-        <w:pStyle w:val="ListParagraph"/>
+        <w:pStyle w:val="a9"/>
         <w:numPr>
           <w:ilvl w:val="0"/>
           <w:numId w:val="6"/>
@@ -3455,7 +3407,7 @@
     </w:p>
     <w:p>
       <w:pPr>
-        <w:pStyle w:val="ListParagraph"/>
+        <w:pStyle w:val="a9"/>
         <w:numPr>
           <w:ilvl w:val="0"/>
           <w:numId w:val="6"/>
@@ -3491,7 +3443,7 @@
     </w:p>
     <w:p>
       <w:pPr>
-        <w:pStyle w:val="ListParagraph"/>
+        <w:pStyle w:val="a9"/>
         <w:numPr>
           <w:ilvl w:val="0"/>
           <w:numId w:val="6"/>
@@ -3669,7 +3621,7 @@
                     <pic:cNvPicPr/>
                   </pic:nvPicPr>
                   <pic:blipFill>
-                    <a:blip r:embed="rId17"/>
+                    <a:blip r:embed="rId19"/>
                     <a:stretch>
                       <a:fillRect/>
                     </a:stretch>
@@ -3736,7 +3688,7 @@
     </w:p>
     <w:p>
       <w:pPr>
-        <w:pStyle w:val="Heading1"/>
+        <w:pStyle w:val="1"/>
         <w:rPr>
           <w:color w:val="000000"/>
         </w:rPr>
@@ -3854,7 +3806,7 @@
     </w:p>
     <w:p>
       <w:pPr>
-        <w:pStyle w:val="ListParagraph"/>
+        <w:pStyle w:val="a9"/>
         <w:numPr>
           <w:ilvl w:val="0"/>
           <w:numId w:val="7"/>
@@ -3875,7 +3827,7 @@
     </w:p>
     <w:p>
       <w:pPr>
-        <w:pStyle w:val="ListParagraph"/>
+        <w:pStyle w:val="a9"/>
         <w:numPr>
           <w:ilvl w:val="0"/>
           <w:numId w:val="7"/>
@@ -3896,7 +3848,7 @@
     </w:p>
     <w:p>
       <w:pPr>
-        <w:pStyle w:val="ListParagraph"/>
+        <w:pStyle w:val="a9"/>
         <w:numPr>
           <w:ilvl w:val="0"/>
           <w:numId w:val="7"/>
@@ -3932,7 +3884,7 @@
       <w:hyperlink w:anchor="_Dataset_Review_After" w:history="1">
         <w:r>
           <w:rPr>
-            <w:rStyle w:val="Hyperlink"/>
+            <w:rStyle w:val="ae"/>
             <w:rFonts w:ascii="Times New Roman Regular" w:hAnsi="Times New Roman Regular" w:cs="Times New Roman Regular"/>
           </w:rPr>
           <w:t>refer to dataset review</w:t>
@@ -3987,7 +3939,7 @@
                     <pic:cNvPicPr/>
                   </pic:nvPicPr>
                   <pic:blipFill>
-                    <a:blip r:embed="rId18"/>
+                    <a:blip r:embed="rId20"/>
                     <a:stretch>
                       <a:fillRect/>
                     </a:stretch>
@@ -4087,7 +4039,7 @@
                     <pic:cNvPicPr/>
                   </pic:nvPicPr>
                   <pic:blipFill>
-                    <a:blip r:embed="rId19"/>
+                    <a:blip r:embed="rId21"/>
                     <a:stretch>
                       <a:fillRect/>
                     </a:stretch>
@@ -4139,25 +4091,7 @@
           <w:color w:val="000000"/>
           <w:lang w:val="en-US"/>
         </w:rPr>
-        <w:t xml:space="preserve">. Given this observation, and to promote better generalization and reduce dimensionality, we chose to remove both numbers and punctuation in the subsequent stages. Additionally, the grid search consistently identified the same set of hyperparameters. Therefore, we adopted this hyperparameter setting and </w:t>
-      </w:r>
-      <w:proofErr w:type="gramStart"/>
-      <w:r>
-        <w:rPr>
-          <w:rFonts w:ascii="Times New Roman Regular" w:hAnsi="Times New Roman Regular" w:cs="Times New Roman Regular"/>
-          <w:color w:val="000000"/>
-          <w:lang w:val="en-US"/>
-        </w:rPr>
-        <w:t>applied in</w:t>
-      </w:r>
-      <w:proofErr w:type="gramEnd"/>
-      <w:r>
-        <w:rPr>
-          <w:rFonts w:ascii="Times New Roman Regular" w:hAnsi="Times New Roman Regular" w:cs="Times New Roman Regular"/>
-          <w:color w:val="000000"/>
-          <w:lang w:val="en-US"/>
-        </w:rPr>
-        <w:t xml:space="preserve"> directly to the upcoming experiments using logistic regression.</w:t>
+        <w:t>. Given this observation, and to promote better generalization and reduce dimensionality, we chose to remove both numbers and punctuation in the subsequent stages. Additionally, the grid search consistently identified the same set of hyperparameters. Therefore, we adopted this hyperparameter setting and applied in directly to the upcoming experiments using logistic regression.</w:t>
       </w:r>
     </w:p>
     <w:p>
@@ -4232,7 +4166,7 @@
                     <pic:cNvPicPr/>
                   </pic:nvPicPr>
                   <pic:blipFill>
-                    <a:blip r:embed="rId20"/>
+                    <a:blip r:embed="rId22"/>
                     <a:stretch>
                       <a:fillRect/>
                     </a:stretch>
@@ -4303,7 +4237,7 @@
     </w:p>
     <w:p>
       <w:pPr>
-        <w:pStyle w:val="Heading1"/>
+        <w:pStyle w:val="1"/>
       </w:pPr>
       <w:bookmarkStart w:id="11" w:name="_Deep_Learning_–"/>
       <w:bookmarkStart w:id="12" w:name="_Toc195045668"/>
@@ -4410,7 +4344,7 @@
                     <pic:cNvPicPr/>
                   </pic:nvPicPr>
                   <pic:blipFill>
-                    <a:blip r:embed="rId21"/>
+                    <a:blip r:embed="rId23"/>
                     <a:stretch>
                       <a:fillRect/>
                     </a:stretch>
@@ -4552,7 +4486,7 @@
                     <pic:cNvPicPr/>
                   </pic:nvPicPr>
                   <pic:blipFill>
-                    <a:blip r:embed="rId22"/>
+                    <a:blip r:embed="rId24"/>
                     <a:stretch>
                       <a:fillRect/>
                     </a:stretch>
@@ -4610,7 +4544,7 @@
                     <pic:cNvPicPr/>
                   </pic:nvPicPr>
                   <pic:blipFill>
-                    <a:blip r:embed="rId23"/>
+                    <a:blip r:embed="rId25"/>
                     <a:stretch>
                       <a:fillRect/>
                     </a:stretch>
@@ -4748,25 +4682,7 @@
           <w:color w:val="000000"/>
           <w:lang w:val="en-SG"/>
         </w:rPr>
-        <w:t xml:space="preserve">): Higher dimension settings allow for richer word </w:t>
-      </w:r>
-      <w:proofErr w:type="gramStart"/>
-      <w:r>
-        <w:rPr>
-          <w:rFonts w:ascii="Times New Roman Regular" w:hAnsi="Times New Roman Regular" w:cs="Times New Roman Regular" w:hint="eastAsia"/>
-          <w:color w:val="000000"/>
-          <w:lang w:val="en-SG"/>
-        </w:rPr>
-        <w:t>semantics, but</w:t>
-      </w:r>
-      <w:proofErr w:type="gramEnd"/>
-      <w:r>
-        <w:rPr>
-          <w:rFonts w:ascii="Times New Roman Regular" w:hAnsi="Times New Roman Regular" w:cs="Times New Roman Regular" w:hint="eastAsia"/>
-          <w:color w:val="000000"/>
-          <w:lang w:val="en-SG"/>
-        </w:rPr>
-        <w:t xml:space="preserve"> are also more computationally expensive. </w:t>
+        <w:t xml:space="preserve">): Higher dimension settings allow for richer word semantics, but are also more computationally expensive. </w:t>
       </w:r>
     </w:p>
     <w:p>
@@ -4959,25 +4875,7 @@
           <w:color w:val="000000"/>
           <w:lang w:val="en-SG"/>
         </w:rPr>
-        <w:t xml:space="preserve">): Bidirectional models can process sequences forward and backward at the same time, capturing past and future context. This usually improves the performance of the NLP </w:t>
-      </w:r>
-      <w:proofErr w:type="gramStart"/>
-      <w:r>
-        <w:rPr>
-          <w:rFonts w:ascii="Times New Roman Regular" w:hAnsi="Times New Roman Regular" w:cs="Times New Roman Regular" w:hint="eastAsia"/>
-          <w:color w:val="000000"/>
-          <w:lang w:val="en-SG"/>
-        </w:rPr>
-        <w:t>task, but</w:t>
-      </w:r>
-      <w:proofErr w:type="gramEnd"/>
-      <w:r>
-        <w:rPr>
-          <w:rFonts w:ascii="Times New Roman Regular" w:hAnsi="Times New Roman Regular" w:cs="Times New Roman Regular" w:hint="eastAsia"/>
-          <w:color w:val="000000"/>
-          <w:lang w:val="en-SG"/>
-        </w:rPr>
-        <w:t xml:space="preserve"> doubles the output dimension.</w:t>
+        <w:t>): Bidirectional models can process sequences forward and backward at the same time, capturing past and future context. This usually improves the performance of the NLP task, but doubles the output dimension.</w:t>
       </w:r>
     </w:p>
     <w:p>
@@ -5234,7 +5132,7 @@
                     <pic:cNvPicPr/>
                   </pic:nvPicPr>
                   <pic:blipFill>
-                    <a:blip r:embed="rId24"/>
+                    <a:blip r:embed="rId26"/>
                     <a:stretch>
                       <a:fillRect/>
                     </a:stretch>
@@ -5413,25 +5311,7 @@
           <w:color w:val="000000"/>
           <w:lang w:val="en-SG"/>
         </w:rPr>
-        <w:t xml:space="preserve"> is a very common and effective optimizer in deep learning, especially for neural network models with </w:t>
-      </w:r>
-      <w:proofErr w:type="gramStart"/>
-      <w:r>
-        <w:rPr>
-          <w:rFonts w:ascii="Times New Roman Regular" w:hAnsi="Times New Roman Regular" w:cs="Times New Roman Regular" w:hint="eastAsia"/>
-          <w:color w:val="000000"/>
-          <w:lang w:val="en-SG"/>
-        </w:rPr>
-        <w:t>a large number of</w:t>
-      </w:r>
-      <w:proofErr w:type="gramEnd"/>
-      <w:r>
-        <w:rPr>
-          <w:rFonts w:ascii="Times New Roman Regular" w:hAnsi="Times New Roman Regular" w:cs="Times New Roman Regular" w:hint="eastAsia"/>
-          <w:color w:val="000000"/>
-          <w:lang w:val="en-SG"/>
-        </w:rPr>
-        <w:t xml:space="preserve"> parameters.</w:t>
+        <w:t xml:space="preserve"> is a very common and effective optimizer in deep learning, especially for neural network models with a large number of parameters.</w:t>
       </w:r>
     </w:p>
     <w:p>
@@ -5583,7 +5463,7 @@
                     <pic:cNvPicPr/>
                   </pic:nvPicPr>
                   <pic:blipFill>
-                    <a:blip r:embed="rId25"/>
+                    <a:blip r:embed="rId27"/>
                     <a:stretch>
                       <a:fillRect/>
                     </a:stretch>
@@ -5691,7 +5571,7 @@
                     <pic:cNvPicPr/>
                   </pic:nvPicPr>
                   <pic:blipFill>
-                    <a:blip r:embed="rId26"/>
+                    <a:blip r:embed="rId28"/>
                     <a:stretch>
                       <a:fillRect/>
                     </a:stretch>
@@ -5714,7 +5594,7 @@
     </w:p>
     <w:p>
       <w:pPr>
-        <w:pStyle w:val="Caption"/>
+        <w:pStyle w:val="af3"/>
         <w:jc w:val="center"/>
         <w:rPr>
           <w:rFonts w:ascii="Times New Roman Regular" w:hAnsi="Times New Roman Regular" w:cs="Times New Roman Regular"/>
@@ -5762,7 +5642,7 @@
                     <pic:cNvPicPr/>
                   </pic:nvPicPr>
                   <pic:blipFill>
-                    <a:blip r:embed="rId27"/>
+                    <a:blip r:embed="rId29"/>
                     <a:stretch>
                       <a:fillRect/>
                     </a:stretch>
@@ -5808,7 +5688,7 @@
                     <pic:cNvPicPr/>
                   </pic:nvPicPr>
                   <pic:blipFill>
-                    <a:blip r:embed="rId28"/>
+                    <a:blip r:embed="rId30"/>
                     <a:stretch>
                       <a:fillRect/>
                     </a:stretch>
@@ -5831,7 +5711,7 @@
     </w:p>
     <w:p>
       <w:pPr>
-        <w:pStyle w:val="Caption"/>
+        <w:pStyle w:val="af3"/>
         <w:jc w:val="center"/>
       </w:pPr>
       <w:r>
@@ -5858,7 +5738,7 @@
     </w:p>
     <w:p>
       <w:pPr>
-        <w:pStyle w:val="Heading1"/>
+        <w:pStyle w:val="1"/>
       </w:pPr>
       <w:bookmarkStart w:id="13" w:name="_Toc195045669"/>
       <w:r>
@@ -5953,7 +5833,40 @@
           <w:sz w:val="21"/>
           <w:szCs w:val="21"/>
         </w:rPr>
-        <w:t xml:space="preserve"> previous RNN approaches, we used the same training/validation/test set spilt, the same NFTK tokenizer and the same maximum vocabulary size (100000).</w:t>
+        <w:t xml:space="preserve"> previous RNN approaches, we used the same training/validation/test set spilt, </w:t>
+      </w:r>
+      <w:r>
+        <w:rPr>
+          <w:rFonts w:ascii="Times New Roman Regular" w:hAnsi="Times New Roman Regular" w:cs="Times New Roman Regular" w:hint="eastAsia"/>
+          <w:sz w:val="21"/>
+          <w:szCs w:val="21"/>
+        </w:rPr>
+        <w:t>the same N</w:t>
+      </w:r>
+      <w:r>
+        <w:rPr>
+          <w:rFonts w:ascii="Times New Roman Regular" w:hAnsi="Times New Roman Regular" w:cs="Times New Roman Regular"/>
+          <w:sz w:val="21"/>
+          <w:szCs w:val="21"/>
+        </w:rPr>
+        <w:t>L</w:t>
+      </w:r>
+      <w:r>
+        <w:rPr>
+          <w:rFonts w:ascii="Times New Roman Regular" w:hAnsi="Times New Roman Regular" w:cs="Times New Roman Regular" w:hint="eastAsia"/>
+          <w:sz w:val="21"/>
+          <w:szCs w:val="21"/>
+        </w:rPr>
+        <w:t xml:space="preserve">TK </w:t>
+      </w:r>
+      <w:r>
+        <w:rPr>
+          <w:rFonts w:ascii="Times New Roman Regular" w:hAnsi="Times New Roman Regular" w:cs="Times New Roman Regular" w:hint="eastAsia"/>
+          <w:color w:val="000000"/>
+          <w:sz w:val="21"/>
+          <w:szCs w:val="21"/>
+        </w:rPr>
+        <w:t>tokenizer and the same maximum vocabulary size (100000).</w:t>
       </w:r>
     </w:p>
     <w:p>
@@ -5977,7 +5890,7 @@
                     <pic:cNvPicPr/>
                   </pic:nvPicPr>
                   <pic:blipFill>
-                    <a:blip r:embed="rId29"/>
+                    <a:blip r:embed="rId31"/>
                     <a:stretch>
                       <a:fillRect/>
                     </a:stretch>
@@ -6044,7 +5957,7 @@
     </w:p>
     <w:p>
       <w:pPr>
-        <w:pStyle w:val="ListParagraph"/>
+        <w:pStyle w:val="a9"/>
         <w:numPr>
           <w:ilvl w:val="0"/>
           <w:numId w:val="12"/>
@@ -6128,7 +6041,7 @@
     </w:p>
     <w:p>
       <w:pPr>
-        <w:pStyle w:val="ListParagraph"/>
+        <w:pStyle w:val="a9"/>
         <w:numPr>
           <w:ilvl w:val="0"/>
           <w:numId w:val="12"/>
@@ -6210,14 +6123,14 @@
       <w:proofErr w:type="spellStart"/>
       <w:r>
         <w:rPr>
-          <w:rFonts w:ascii="Times New Roman" w:eastAsia="SimSun" w:hAnsi="Times New Roman"/>
+          <w:rFonts w:ascii="Times New Roman" w:eastAsia="宋体" w:hAnsi="Times New Roman"/>
         </w:rPr>
         <w:t>the</w:t>
       </w:r>
       <w:proofErr w:type="spellEnd"/>
       <w:r>
         <w:rPr>
-          <w:rFonts w:ascii="Times New Roman" w:eastAsia="SimSun" w:hAnsi="Times New Roman"/>
+          <w:rFonts w:ascii="Times New Roman" w:eastAsia="宋体" w:hAnsi="Times New Roman"/>
         </w:rPr>
         <w:t xml:space="preserve"> receptive field</w:t>
       </w:r>
@@ -6322,7 +6235,7 @@
     </w:p>
     <w:p>
       <w:pPr>
-        <w:pStyle w:val="ListParagraph"/>
+        <w:pStyle w:val="a9"/>
         <w:numPr>
           <w:ilvl w:val="0"/>
           <w:numId w:val="12"/>
@@ -6395,7 +6308,6 @@
         </w:rPr>
         <w:t xml:space="preserve"> size. </w:t>
       </w:r>
-      <w:proofErr w:type="gramStart"/>
       <w:r>
         <w:rPr>
           <w:rFonts w:ascii="Times New Roman Regular" w:hAnsi="Times New Roman Regular" w:cs="Times New Roman Regular"/>
@@ -6408,20 +6320,12 @@
           <w:rFonts w:ascii="Times New Roman Regular" w:hAnsi="Times New Roman Regular" w:cs="Times New Roman Regular" w:hint="eastAsia"/>
           <w:color w:val="000000"/>
         </w:rPr>
-        <w:t xml:space="preserve"> large number of</w:t>
-      </w:r>
-      <w:proofErr w:type="gramEnd"/>
-      <w:r>
-        <w:rPr>
-          <w:rFonts w:ascii="Times New Roman Regular" w:hAnsi="Times New Roman Regular" w:cs="Times New Roman Regular" w:hint="eastAsia"/>
-          <w:color w:val="000000"/>
-        </w:rPr>
-        <w:t xml:space="preserve"> convolution filters allows the model to learn more diverse local patterns.</w:t>
-      </w:r>
-    </w:p>
-    <w:p>
-      <w:pPr>
-        <w:pStyle w:val="ListParagraph"/>
+        <w:t xml:space="preserve"> large number of convolution filters allows the model to learn more diverse local patterns.</w:t>
+      </w:r>
+    </w:p>
+    <w:p>
+      <w:pPr>
+        <w:pStyle w:val="a9"/>
         <w:numPr>
           <w:ilvl w:val="0"/>
           <w:numId w:val="12"/>
@@ -6475,7 +6379,7 @@
     </w:p>
     <w:p>
       <w:pPr>
-        <w:pStyle w:val="ListParagraph"/>
+        <w:pStyle w:val="a9"/>
         <w:numPr>
           <w:ilvl w:val="0"/>
           <w:numId w:val="12"/>
@@ -6497,7 +6401,7 @@
     </w:p>
     <w:p>
       <w:pPr>
-        <w:pStyle w:val="ListParagraph"/>
+        <w:pStyle w:val="a9"/>
         <w:numPr>
           <w:ilvl w:val="1"/>
           <w:numId w:val="12"/>
@@ -6558,7 +6462,7 @@
     </w:p>
     <w:p>
       <w:pPr>
-        <w:pStyle w:val="ListParagraph"/>
+        <w:pStyle w:val="a9"/>
         <w:numPr>
           <w:ilvl w:val="1"/>
           <w:numId w:val="12"/>
@@ -6632,7 +6536,7 @@
                     <pic:cNvPicPr/>
                   </pic:nvPicPr>
                   <pic:blipFill>
-                    <a:blip r:embed="rId30"/>
+                    <a:blip r:embed="rId32"/>
                     <a:stretch>
                       <a:fillRect/>
                     </a:stretch>
@@ -6670,7 +6574,7 @@
       <w:hyperlink w:anchor="_Deep_Learning_–" w:history="1">
         <w:r>
           <w:rPr>
-            <w:rStyle w:val="Hyperlink"/>
+            <w:rStyle w:val="ae"/>
             <w:rFonts w:ascii="Times New Roman Regular" w:hAnsi="Times New Roman Regular" w:cs="Times New Roman Regular" w:hint="eastAsia"/>
           </w:rPr>
           <w:t>RNN</w:t>
@@ -6729,7 +6633,7 @@
                     <pic:cNvPicPr/>
                   </pic:nvPicPr>
                   <pic:blipFill>
-                    <a:blip r:embed="rId31"/>
+                    <a:blip r:embed="rId33"/>
                     <a:stretch>
                       <a:fillRect/>
                     </a:stretch>
@@ -6824,7 +6728,7 @@
                     <pic:cNvPicPr/>
                   </pic:nvPicPr>
                   <pic:blipFill>
-                    <a:blip r:embed="rId32"/>
+                    <a:blip r:embed="rId34"/>
                     <a:stretch>
                       <a:fillRect/>
                     </a:stretch>
@@ -6888,7 +6792,7 @@
                     <pic:cNvPicPr/>
                   </pic:nvPicPr>
                   <pic:blipFill>
-                    <a:blip r:embed="rId33"/>
+                    <a:blip r:embed="rId35"/>
                     <a:stretch>
                       <a:fillRect/>
                     </a:stretch>
@@ -6927,7 +6831,7 @@
     </w:p>
     <w:p>
       <w:pPr>
-        <w:pStyle w:val="Heading1"/>
+        <w:pStyle w:val="1"/>
       </w:pPr>
       <w:bookmarkStart w:id="14" w:name="_Toc195045670"/>
       <w:r>
@@ -7160,7 +7064,7 @@
                     <pic:cNvPicPr/>
                   </pic:nvPicPr>
                   <pic:blipFill>
-                    <a:blip r:embed="rId34"/>
+                    <a:blip r:embed="rId36"/>
                     <a:stretch>
                       <a:fillRect/>
                     </a:stretch>
@@ -7271,7 +7175,7 @@
                     <pic:cNvPicPr/>
                   </pic:nvPicPr>
                   <pic:blipFill>
-                    <a:blip r:embed="rId35"/>
+                    <a:blip r:embed="rId37"/>
                     <a:stretch>
                       <a:fillRect/>
                     </a:stretch>
@@ -7382,7 +7286,7 @@
                     <pic:cNvPicPr/>
                   </pic:nvPicPr>
                   <pic:blipFill>
-                    <a:blip r:embed="rId36"/>
+                    <a:blip r:embed="rId38"/>
                     <a:stretch>
                       <a:fillRect/>
                     </a:stretch>
@@ -7486,7 +7390,7 @@
                     <pic:cNvPicPr/>
                   </pic:nvPicPr>
                   <pic:blipFill>
-                    <a:blip r:embed="rId37"/>
+                    <a:blip r:embed="rId39"/>
                     <a:stretch>
                       <a:fillRect/>
                     </a:stretch>
@@ -7530,7 +7434,7 @@
                     <pic:cNvPicPr/>
                   </pic:nvPicPr>
                   <pic:blipFill>
-                    <a:blip r:embed="rId38"/>
+                    <a:blip r:embed="rId40"/>
                     <a:stretch>
                       <a:fillRect/>
                     </a:stretch>
@@ -7553,7 +7457,7 @@
     </w:p>
     <w:p>
       <w:pPr>
-        <w:pStyle w:val="Caption"/>
+        <w:pStyle w:val="af3"/>
         <w:jc w:val="center"/>
         <w:rPr>
           <w:rFonts w:ascii="Times New Roman Regular" w:hAnsi="Times New Roman Regular" w:cs="Times New Roman Regular"/>
@@ -7603,7 +7507,7 @@
                     <pic:cNvPicPr/>
                   </pic:nvPicPr>
                   <pic:blipFill>
-                    <a:blip r:embed="rId39"/>
+                    <a:blip r:embed="rId41"/>
                     <a:stretch>
                       <a:fillRect/>
                     </a:stretch>
@@ -7643,7 +7547,7 @@
                     <pic:cNvPicPr/>
                   </pic:nvPicPr>
                   <pic:blipFill>
-                    <a:blip r:embed="rId40"/>
+                    <a:blip r:embed="rId42"/>
                     <a:stretch>
                       <a:fillRect/>
                     </a:stretch>
@@ -7666,7 +7570,7 @@
     </w:p>
     <w:p>
       <w:pPr>
-        <w:pStyle w:val="Caption"/>
+        <w:pStyle w:val="af3"/>
         <w:jc w:val="center"/>
       </w:pPr>
       <w:r>
@@ -7679,7 +7583,7 @@
     <w:p/>
     <w:p>
       <w:pPr>
-        <w:pStyle w:val="Heading1"/>
+        <w:pStyle w:val="1"/>
       </w:pPr>
       <w:bookmarkStart w:id="15" w:name="_Toc195045671"/>
       <w:r>
@@ -7697,11 +7601,6 @@
       <w:bookmarkEnd w:id="15"/>
     </w:p>
     <w:p>
-      <w:pPr>
-        <w:rPr>
-          <w:rFonts w:hint="eastAsia"/>
-        </w:rPr>
-      </w:pPr>
       <w:r>
         <w:rPr>
           <w:rFonts w:ascii="Times New Roman Regular" w:hAnsi="Times New Roman Regular" w:cs="Times New Roman Regular" w:hint="eastAsia"/>
@@ -7748,7 +7647,7 @@
                     <pic:cNvPicPr/>
                   </pic:nvPicPr>
                   <pic:blipFill>
-                    <a:blip r:embed="rId41"/>
+                    <a:blip r:embed="rId43"/>
                     <a:stretch>
                       <a:fillRect/>
                     </a:stretch>
@@ -7819,7 +7718,7 @@
     </w:p>
     <w:p>
       <w:pPr>
-        <w:pStyle w:val="Heading1"/>
+        <w:pStyle w:val="1"/>
         <w:rPr>
           <w:lang w:val="en-US"/>
         </w:rPr>
@@ -7877,10 +7776,10 @@
         </w:rPr>
         <w:t xml:space="preserve">(10), e31101. </w:t>
       </w:r>
-      <w:hyperlink r:id="rId42" w:tgtFrame="_new" w:history="1">
+      <w:hyperlink r:id="rId44" w:tgtFrame="_new" w:history="1">
         <w:r>
           <w:rPr>
-            <w:rStyle w:val="Hyperlink"/>
+            <w:rStyle w:val="ae"/>
             <w:rFonts w:ascii="Times New Roman Regular" w:hAnsi="Times New Roman Regular" w:cs="Times New Roman Regular"/>
             <w:sz w:val="21"/>
             <w:szCs w:val="21"/>
@@ -7935,72 +7834,211 @@
     </w:p>
     <w:p>
       <w:pPr>
-        <w:rPr>
-          <w:rFonts w:ascii="Times New Roman Regular" w:hAnsi="Times New Roman Regular" w:cs="Times New Roman Regular"/>
-          <w:color w:val="000000"/>
+        <w:pStyle w:val="af2"/>
+        <w:spacing w:beforeAutospacing="0" w:afterAutospacing="0" w:line="278" w:lineRule="auto"/>
+        <w:rPr>
+          <w:rStyle w:val="url"/>
+          <w:rFonts w:ascii="Times New Roman" w:hAnsi="Times New Roman"/>
           <w:sz w:val="21"/>
           <w:szCs w:val="21"/>
-          <w:lang w:val="en-SG"/>
-        </w:rPr>
-      </w:pPr>
-      <w:r>
-        <w:rPr>
-          <w:rFonts w:ascii="Times New Roman Regular" w:hAnsi="Times New Roman Regular" w:cs="Times New Roman Regular"/>
-          <w:color w:val="000000"/>
+        </w:rPr>
+      </w:pPr>
+      <w:proofErr w:type="spellStart"/>
+      <w:r>
+        <w:rPr>
+          <w:rFonts w:ascii="Times New Roman" w:hAnsi="Times New Roman"/>
           <w:sz w:val="21"/>
           <w:szCs w:val="21"/>
-          <w:lang w:val="en-SG"/>
-        </w:rPr>
-        <w:t xml:space="preserve">Jiao, X., Yin, Y., Shang, L., Jiang, X., Chen, X., Li, L., Wang, F., &amp; Liu, Q. (2020). </w:t>
-      </w:r>
-      <w:proofErr w:type="spellStart"/>
-      <w:r>
-        <w:rPr>
-          <w:rFonts w:ascii="Times New Roman Regular" w:hAnsi="Times New Roman Regular" w:cs="Times New Roman Regular"/>
-          <w:color w:val="000000"/>
+        </w:rPr>
+        <w:t>GeeksforGeeks</w:t>
+      </w:r>
+      <w:proofErr w:type="spellEnd"/>
+      <w:r>
+        <w:rPr>
+          <w:rFonts w:ascii="Times New Roman" w:hAnsi="Times New Roman"/>
           <w:sz w:val="21"/>
           <w:szCs w:val="21"/>
-          <w:lang w:val="en-SG"/>
-        </w:rPr>
-        <w:t>TinyBERT</w:t>
-      </w:r>
-      <w:proofErr w:type="spellEnd"/>
-      <w:r>
-        <w:rPr>
-          <w:rFonts w:ascii="Times New Roman Regular" w:hAnsi="Times New Roman Regular" w:cs="Times New Roman Regular"/>
-          <w:color w:val="000000"/>
+        </w:rPr>
+        <w:t xml:space="preserve">. (2025, February 3). </w:t>
+      </w:r>
+      <w:r>
+        <w:rPr>
+          <w:rFonts w:ascii="Times New Roman" w:hAnsi="Times New Roman"/>
+          <w:i/>
+          <w:iCs/>
           <w:sz w:val="21"/>
           <w:szCs w:val="21"/>
-          <w:lang w:val="en-SG"/>
-        </w:rPr>
-        <w:t>: Distilling BERT for natural language understanding [</w:t>
-      </w:r>
-      <w:proofErr w:type="spellStart"/>
-      <w:r>
-        <w:rPr>
-          <w:rFonts w:ascii="Times New Roman Regular" w:hAnsi="Times New Roman Regular" w:cs="Times New Roman Regular"/>
-          <w:color w:val="000000"/>
+        </w:rPr>
+        <w:t>Logistic regression in machine learning</w:t>
+      </w:r>
+      <w:r>
+        <w:rPr>
+          <w:rFonts w:ascii="Times New Roman" w:hAnsi="Times New Roman"/>
           <w:sz w:val="21"/>
           <w:szCs w:val="21"/>
-          <w:lang w:val="en-SG"/>
-        </w:rPr>
-        <w:t>arXiv</w:t>
-      </w:r>
-      <w:proofErr w:type="spellEnd"/>
-      <w:r>
-        <w:rPr>
-          <w:rFonts w:ascii="Times New Roman Regular" w:hAnsi="Times New Roman Regular" w:cs="Times New Roman Regular"/>
-          <w:color w:val="000000"/>
+        </w:rPr>
+        <w:t xml:space="preserve">. </w:t>
+      </w:r>
+      <w:proofErr w:type="spellStart"/>
+      <w:r>
+        <w:rPr>
+          <w:rFonts w:ascii="Times New Roman" w:hAnsi="Times New Roman"/>
           <w:sz w:val="21"/>
           <w:szCs w:val="21"/>
-          <w:lang w:val="en-SG"/>
-        </w:rPr>
-        <w:t xml:space="preserve"> preprint arXiv:1909.10351]. </w:t>
-      </w:r>
-      <w:hyperlink r:id="rId43" w:tgtFrame="_new" w:history="1">
+        </w:rPr>
+        <w:t>GeeksforGeeks</w:t>
+      </w:r>
+      <w:proofErr w:type="spellEnd"/>
+      <w:r>
+        <w:rPr>
+          <w:rFonts w:ascii="Times New Roman" w:hAnsi="Times New Roman"/>
+          <w:sz w:val="21"/>
+          <w:szCs w:val="21"/>
+        </w:rPr>
+        <w:t xml:space="preserve">. </w:t>
+      </w:r>
+      <w:hyperlink r:id="rId45" w:history="1">
         <w:r>
           <w:rPr>
-            <w:rStyle w:val="Hyperlink"/>
+            <w:rStyle w:val="ae"/>
+            <w:rFonts w:ascii="Times New Roman" w:hAnsi="Times New Roman"/>
+            <w:sz w:val="21"/>
+            <w:szCs w:val="21"/>
+          </w:rPr>
+          <w:t>https://www.geeksforgeeks.org/understanding-logistic-regression/</w:t>
+        </w:r>
+      </w:hyperlink>
+    </w:p>
+    <w:p>
+      <w:pPr>
+        <w:pStyle w:val="af2"/>
+        <w:spacing w:beforeAutospacing="0" w:afterAutospacing="0" w:line="278" w:lineRule="auto"/>
+        <w:rPr>
+          <w:rFonts w:ascii="Times New Roman" w:hAnsi="Times New Roman"/>
+          <w:sz w:val="21"/>
+          <w:szCs w:val="21"/>
+        </w:rPr>
+      </w:pPr>
+    </w:p>
+    <w:p>
+      <w:pPr>
+        <w:pStyle w:val="af2"/>
+        <w:spacing w:beforeAutospacing="0" w:afterAutospacing="0" w:line="278" w:lineRule="auto"/>
+        <w:rPr>
+          <w:rFonts w:ascii="Times New Roman" w:hAnsi="Times New Roman"/>
+          <w:sz w:val="21"/>
+          <w:szCs w:val="21"/>
+        </w:rPr>
+      </w:pPr>
+      <w:r>
+        <w:rPr>
+          <w:rFonts w:ascii="Times New Roman" w:hAnsi="Times New Roman"/>
+          <w:sz w:val="21"/>
+          <w:szCs w:val="21"/>
+        </w:rPr>
+        <w:t xml:space="preserve">Graph, R. (2024, December 7). An introduction to Recurrent Neural networks (RNNs). Medium. </w:t>
+      </w:r>
+    </w:p>
+    <w:p>
+      <w:pPr>
+        <w:pStyle w:val="af2"/>
+        <w:spacing w:beforeAutospacing="0" w:afterAutospacing="0" w:line="278" w:lineRule="auto"/>
+        <w:rPr>
+          <w:rFonts w:ascii="Times New Roman" w:hAnsi="Times New Roman" w:hint="eastAsia"/>
+          <w:sz w:val="21"/>
+          <w:szCs w:val="21"/>
+        </w:rPr>
+      </w:pPr>
+      <w:r>
+        <w:rPr>
+          <w:rFonts w:ascii="Times New Roman" w:hAnsi="Times New Roman"/>
+          <w:sz w:val="21"/>
+          <w:szCs w:val="21"/>
+        </w:rPr>
+        <w:t>https://medium.com/@researchgraph/an-introduction-to-recurrent-neural-networks-rnns-802fcfee3098</w:t>
+      </w:r>
+    </w:p>
+    <w:p>
+      <w:pPr>
+        <w:rPr>
+          <w:rFonts w:ascii="Times New Roman Regular" w:hAnsi="Times New Roman Regular" w:cs="Times New Roman Regular"/>
+          <w:color w:val="000000"/>
+          <w:sz w:val="21"/>
+          <w:szCs w:val="21"/>
+          <w:lang w:val="en-SG"/>
+        </w:rPr>
+      </w:pPr>
+    </w:p>
+    <w:p>
+      <w:pPr>
+        <w:rPr>
+          <w:rFonts w:ascii="Times New Roman Regular" w:hAnsi="Times New Roman Regular" w:cs="Times New Roman Regular"/>
+          <w:color w:val="000000"/>
+          <w:sz w:val="21"/>
+          <w:szCs w:val="21"/>
+          <w:lang w:val="en-SG"/>
+        </w:rPr>
+      </w:pPr>
+      <w:bookmarkStart w:id="17" w:name="_GoBack"/>
+      <w:bookmarkEnd w:id="17"/>
+      <w:r>
+        <w:rPr>
+          <w:rFonts w:ascii="Times New Roman Regular" w:hAnsi="Times New Roman Regular" w:cs="Times New Roman Regular"/>
+          <w:color w:val="000000"/>
+          <w:sz w:val="21"/>
+          <w:szCs w:val="21"/>
+          <w:lang w:val="en-SG"/>
+        </w:rPr>
+        <w:t xml:space="preserve">Jiao, X., Yin, Y., Shang, L., Jiang, X., Chen, X., Li, L., Wang, F., &amp; Liu, Q. (2020). </w:t>
+      </w:r>
+      <w:proofErr w:type="spellStart"/>
+      <w:r>
+        <w:rPr>
+          <w:rFonts w:ascii="Times New Roman Regular" w:hAnsi="Times New Roman Regular" w:cs="Times New Roman Regular"/>
+          <w:color w:val="000000"/>
+          <w:sz w:val="21"/>
+          <w:szCs w:val="21"/>
+          <w:lang w:val="en-SG"/>
+        </w:rPr>
+        <w:t>TinyBERT</w:t>
+      </w:r>
+      <w:proofErr w:type="spellEnd"/>
+      <w:r>
+        <w:rPr>
+          <w:rFonts w:ascii="Times New Roman Regular" w:hAnsi="Times New Roman Regular" w:cs="Times New Roman Regular"/>
+          <w:color w:val="000000"/>
+          <w:sz w:val="21"/>
+          <w:szCs w:val="21"/>
+          <w:lang w:val="en-SG"/>
+        </w:rPr>
+        <w:t>: Distilling BERT for natural language understanding [</w:t>
+      </w:r>
+      <w:proofErr w:type="spellStart"/>
+      <w:r>
+        <w:rPr>
+          <w:rFonts w:ascii="Times New Roman Regular" w:hAnsi="Times New Roman Regular" w:cs="Times New Roman Regular"/>
+          <w:color w:val="000000"/>
+          <w:sz w:val="21"/>
+          <w:szCs w:val="21"/>
+          <w:lang w:val="en-SG"/>
+        </w:rPr>
+        <w:t>arXiv</w:t>
+      </w:r>
+      <w:proofErr w:type="spellEnd"/>
+      <w:r>
+        <w:rPr>
+          <w:rFonts w:ascii="Times New Roman Regular" w:hAnsi="Times New Roman Regular" w:cs="Times New Roman Regular"/>
+          <w:color w:val="000000"/>
+          <w:sz w:val="21"/>
+          <w:szCs w:val="21"/>
+          <w:lang w:val="en-SG"/>
+        </w:rPr>
+        <w:t xml:space="preserve"> preprint arXiv:1909.10351]. </w:t>
+      </w:r>
+      <w:hyperlink r:id="rId46" w:tgtFrame="_new" w:history="1">
+        <w:r>
+          <w:rPr>
+            <w:rStyle w:val="ae"/>
             <w:rFonts w:ascii="Times New Roman Regular" w:hAnsi="Times New Roman Regular" w:cs="Times New Roman Regular"/>
             <w:sz w:val="21"/>
             <w:szCs w:val="21"/>
@@ -8052,10 +8090,10 @@
         </w:rPr>
         <w:t xml:space="preserve"> (pp. 61–83). Springer. </w:t>
       </w:r>
-      <w:hyperlink r:id="rId44" w:tgtFrame="_new" w:history="1">
+      <w:hyperlink r:id="rId47" w:tgtFrame="_new" w:history="1">
         <w:r>
           <w:rPr>
-            <w:rStyle w:val="Hyperlink"/>
+            <w:rStyle w:val="ae"/>
             <w:rFonts w:ascii="Times New Roman Regular" w:hAnsi="Times New Roman Regular" w:cs="Times New Roman Regular"/>
             <w:sz w:val="21"/>
             <w:szCs w:val="21"/>
@@ -8119,10 +8157,10 @@
         </w:rPr>
         <w:t xml:space="preserve">(1). </w:t>
       </w:r>
-      <w:hyperlink r:id="rId45" w:tgtFrame="_new" w:history="1">
+      <w:hyperlink r:id="rId48" w:tgtFrame="_new" w:history="1">
         <w:r>
           <w:rPr>
-            <w:rStyle w:val="Hyperlink"/>
+            <w:rStyle w:val="ae"/>
             <w:rFonts w:ascii="Times New Roman Regular" w:hAnsi="Times New Roman Regular" w:cs="Times New Roman Regular"/>
             <w:sz w:val="21"/>
             <w:szCs w:val="21"/>
@@ -8135,8 +8173,8 @@
     <w:p>
       <w:pPr>
         <w:rPr>
-          <w:rFonts w:ascii="Times New Roman Regular" w:hAnsi="Times New Roman Regular" w:cs="Times New Roman Regular"/>
-          <w:color w:val="000000"/>
+          <w:rStyle w:val="ae"/>
+          <w:rFonts w:ascii="Times New Roman Regular" w:hAnsi="Times New Roman Regular" w:cs="Times New Roman Regular"/>
           <w:sz w:val="21"/>
           <w:szCs w:val="21"/>
           <w:lang w:val="en-SG"/>
@@ -8218,10 +8256,10 @@
         </w:rPr>
         <w:t xml:space="preserve"> preprint arXiv:1910.01108]. </w:t>
       </w:r>
-      <w:hyperlink r:id="rId46" w:tgtFrame="_new" w:history="1">
+      <w:hyperlink r:id="rId49" w:tgtFrame="_new" w:history="1">
         <w:r>
           <w:rPr>
-            <w:rStyle w:val="Hyperlink"/>
+            <w:rStyle w:val="ae"/>
             <w:rFonts w:ascii="Times New Roman Regular" w:hAnsi="Times New Roman Regular" w:cs="Times New Roman Regular"/>
             <w:sz w:val="21"/>
             <w:szCs w:val="21"/>
@@ -8234,11 +8272,11 @@
     <w:p>
       <w:pPr>
         <w:rPr>
-          <w:rFonts w:ascii="Times New Roman Regular" w:hAnsi="Times New Roman Regular" w:cs="Times New Roman Regular"/>
+          <w:rFonts w:ascii="Times New Roman Regular" w:hAnsi="Times New Roman Regular" w:cs="Times New Roman Regular" w:hint="eastAsia"/>
           <w:color w:val="000000"/>
           <w:sz w:val="21"/>
           <w:szCs w:val="21"/>
-          <w:lang w:val="en-SG"/>
+          <w:lang w:val="fr-CA"/>
         </w:rPr>
       </w:pPr>
       <w:r>
@@ -8249,21 +8287,21 @@
           <w:szCs w:val="21"/>
           <w:lang w:val="en-SG"/>
         </w:rPr>
-        <w:t xml:space="preserve">Schomacker, T., &amp; </w:t>
-      </w:r>
-      <w:proofErr w:type="spellStart"/>
+        <w:t xml:space="preserve">Sharma, P. (2024, November 19). Introduction to convolutional neural networks in deep learning. </w:t>
+      </w:r>
       <w:r>
         <w:rPr>
           <w:rFonts w:ascii="Times New Roman Regular" w:hAnsi="Times New Roman Regular" w:cs="Times New Roman Regular"/>
           <w:color w:val="000000"/>
           <w:sz w:val="21"/>
           <w:szCs w:val="21"/>
-          <w:lang w:val="en-SG"/>
-        </w:rPr>
-        <w:t>Tropmann</w:t>
-      </w:r>
-      <w:proofErr w:type="spellEnd"/>
-      <w:r>
+          <w:lang w:val="fr-CA"/>
+        </w:rPr>
+        <w:t>Analytics Vidhya. https://www.analyticsvidhya.com/blog/2022/03/basic-introduction-to-convolutional-neural-network-in-deep-learning/</w:t>
+      </w:r>
+    </w:p>
+    <w:p>
+      <w:pPr>
         <w:rPr>
           <w:rFonts w:ascii="Times New Roman Regular" w:hAnsi="Times New Roman Regular" w:cs="Times New Roman Regular"/>
           <w:color w:val="000000"/>
@@ -8271,6 +8309,49 @@
           <w:szCs w:val="21"/>
           <w:lang w:val="en-SG"/>
         </w:rPr>
+      </w:pPr>
+      <w:proofErr w:type="spellStart"/>
+      <w:r>
+        <w:rPr>
+          <w:rFonts w:ascii="Times New Roman Regular" w:hAnsi="Times New Roman Regular" w:cs="Times New Roman Regular"/>
+          <w:color w:val="000000"/>
+          <w:sz w:val="21"/>
+          <w:szCs w:val="21"/>
+          <w:lang w:val="en-SG"/>
+        </w:rPr>
+        <w:t>Schomacker</w:t>
+      </w:r>
+      <w:proofErr w:type="spellEnd"/>
+      <w:r>
+        <w:rPr>
+          <w:rFonts w:ascii="Times New Roman Regular" w:hAnsi="Times New Roman Regular" w:cs="Times New Roman Regular"/>
+          <w:color w:val="000000"/>
+          <w:sz w:val="21"/>
+          <w:szCs w:val="21"/>
+          <w:lang w:val="en-SG"/>
+        </w:rPr>
+        <w:t xml:space="preserve">, T., &amp; </w:t>
+      </w:r>
+      <w:proofErr w:type="spellStart"/>
+      <w:r>
+        <w:rPr>
+          <w:rFonts w:ascii="Times New Roman Regular" w:hAnsi="Times New Roman Regular" w:cs="Times New Roman Regular"/>
+          <w:color w:val="000000"/>
+          <w:sz w:val="21"/>
+          <w:szCs w:val="21"/>
+          <w:lang w:val="en-SG"/>
+        </w:rPr>
+        <w:t>Tropmann</w:t>
+      </w:r>
+      <w:proofErr w:type="spellEnd"/>
+      <w:r>
+        <w:rPr>
+          <w:rFonts w:ascii="Times New Roman Regular" w:hAnsi="Times New Roman Regular" w:cs="Times New Roman Regular"/>
+          <w:color w:val="000000"/>
+          <w:sz w:val="21"/>
+          <w:szCs w:val="21"/>
+          <w:lang w:val="en-SG"/>
+        </w:rPr>
         <w:t xml:space="preserve">-Frick, M. (2021). Language representation models: An overview. </w:t>
       </w:r>
       <w:r>
@@ -8295,10 +8376,10 @@
         </w:rPr>
         <w:t xml:space="preserve">(11), 1422. </w:t>
       </w:r>
-      <w:hyperlink r:id="rId47" w:tgtFrame="_new" w:history="1">
+      <w:hyperlink r:id="rId50" w:tgtFrame="_new" w:history="1">
         <w:r>
           <w:rPr>
-            <w:rStyle w:val="Hyperlink"/>
+            <w:rStyle w:val="ae"/>
             <w:rFonts w:ascii="Times New Roman Regular" w:hAnsi="Times New Roman Regular" w:cs="Times New Roman Regular"/>
             <w:sz w:val="21"/>
             <w:szCs w:val="21"/>
@@ -8350,10 +8431,10 @@
         </w:rPr>
         <w:t xml:space="preserve">(2), 617–663. </w:t>
       </w:r>
-      <w:hyperlink r:id="rId48" w:tgtFrame="_new" w:history="1">
+      <w:hyperlink r:id="rId51" w:tgtFrame="_new" w:history="1">
         <w:r>
           <w:rPr>
-            <w:rStyle w:val="Hyperlink"/>
+            <w:rStyle w:val="ae"/>
             <w:rFonts w:ascii="Times New Roman Regular" w:hAnsi="Times New Roman Regular" w:cs="Times New Roman Regular"/>
             <w:sz w:val="21"/>
             <w:szCs w:val="21"/>
@@ -8405,10 +8486,10 @@
         </w:rPr>
         <w:t xml:space="preserve">(2), 1–29. </w:t>
       </w:r>
-      <w:hyperlink r:id="rId49" w:tgtFrame="_new" w:history="1">
+      <w:hyperlink r:id="rId52" w:tgtFrame="_new" w:history="1">
         <w:r>
           <w:rPr>
-            <w:rStyle w:val="Hyperlink"/>
+            <w:rStyle w:val="ae"/>
             <w:rFonts w:ascii="Times New Roman Regular" w:hAnsi="Times New Roman Regular" w:cs="Times New Roman Regular"/>
             <w:sz w:val="21"/>
             <w:szCs w:val="21"/>
@@ -8435,8 +8516,58 @@
 </w:document>
 </file>
 
+<file path=word/endnotes.xml><?xml version="1.0" encoding="utf-8"?>
+<w:endnotes xmlns:wpc="http://schemas.microsoft.com/office/word/2010/wordprocessingCanvas" xmlns:cx="http://schemas.microsoft.com/office/drawing/2014/chartex" xmlns:cx1="http://schemas.microsoft.com/office/drawing/2015/9/8/chartex" xmlns:cx2="http://schemas.microsoft.com/office/drawing/2015/10/21/chartex" xmlns:cx3="http://schemas.microsoft.com/office/drawing/2016/5/9/chartex" xmlns:cx4="http://schemas.microsoft.com/office/drawing/2016/5/10/chartex" xmlns:cx5="http://schemas.microsoft.com/office/drawing/2016/5/11/chartex" xmlns:cx6="http://schemas.microsoft.com/office/drawing/2016/5/12/chartex" xmlns:cx7="http://schemas.microsoft.com/office/drawing/2016/5/13/chartex" xmlns:cx8="http://schemas.microsoft.com/office/drawing/2016/5/14/chartex" xmlns:mc="http://schemas.openxmlformats.org/markup-compatibility/2006" xmlns:aink="http://schemas.microsoft.com/office/drawing/2016/ink" xmlns:am3d="http://schemas.microsoft.com/office/drawing/2017/model3d" xmlns:o="urn:schemas-microsoft-com:office:office" xmlns:r="http://schemas.openxmlformats.org/officeDocument/2006/relationships" xmlns:m="http://schemas.openxmlformats.org/officeDocument/2006/math" xmlns:v="urn:schemas-microsoft-com:vml" xmlns:wp14="http://schemas.microsoft.com/office/word/2010/wordprocessingDrawing" xmlns:wp="http://schemas.openxmlformats.org/drawingml/2006/wordprocessingDrawing" xmlns:w10="urn:schemas-microsoft-com:office:word" xmlns:w="http://schemas.openxmlformats.org/wordprocessingml/2006/main" xmlns:w14="http://schemas.microsoft.com/office/word/2010/wordml" xmlns:w15="http://schemas.microsoft.com/office/word/2012/wordml" xmlns:w16cid="http://schemas.microsoft.com/office/word/2016/wordml/cid" xmlns:w16se="http://schemas.microsoft.com/office/word/2015/wordml/symex" xmlns:wpg="http://schemas.microsoft.com/office/word/2010/wordprocessingGroup" xmlns:wpi="http://schemas.microsoft.com/office/word/2010/wordprocessingInk" xmlns:wne="http://schemas.microsoft.com/office/word/2006/wordml" xmlns:wps="http://schemas.microsoft.com/office/word/2010/wordprocessingShape" mc:Ignorable="w14 w15 w16se w16cid wp14">
+  <w:endnote w:type="separator" w:id="-1">
+    <w:p>
+      <w:pPr>
+        <w:spacing w:after="0" w:line="240" w:lineRule="auto"/>
+      </w:pPr>
+      <w:r>
+        <w:separator/>
+      </w:r>
+    </w:p>
+  </w:endnote>
+  <w:endnote w:type="continuationSeparator" w:id="0">
+    <w:p>
+      <w:pPr>
+        <w:spacing w:after="0" w:line="240" w:lineRule="auto"/>
+      </w:pPr>
+      <w:r>
+        <w:continuationSeparator/>
+      </w:r>
+    </w:p>
+  </w:endnote>
+</w:endnotes>
+</file>
+
+<file path=word/footnotes.xml><?xml version="1.0" encoding="utf-8"?>
+<w:footnotes xmlns:wpc="http://schemas.microsoft.com/office/word/2010/wordprocessingCanvas" xmlns:cx="http://schemas.microsoft.com/office/drawing/2014/chartex" xmlns:cx1="http://schemas.microsoft.com/office/drawing/2015/9/8/chartex" xmlns:cx2="http://schemas.microsoft.com/office/drawing/2015/10/21/chartex" xmlns:cx3="http://schemas.microsoft.com/office/drawing/2016/5/9/chartex" xmlns:cx4="http://schemas.microsoft.com/office/drawing/2016/5/10/chartex" xmlns:cx5="http://schemas.microsoft.com/office/drawing/2016/5/11/chartex" xmlns:cx6="http://schemas.microsoft.com/office/drawing/2016/5/12/chartex" xmlns:cx7="http://schemas.microsoft.com/office/drawing/2016/5/13/chartex" xmlns:cx8="http://schemas.microsoft.com/office/drawing/2016/5/14/chartex" xmlns:mc="http://schemas.openxmlformats.org/markup-compatibility/2006" xmlns:aink="http://schemas.microsoft.com/office/drawing/2016/ink" xmlns:am3d="http://schemas.microsoft.com/office/drawing/2017/model3d" xmlns:o="urn:schemas-microsoft-com:office:office" xmlns:r="http://schemas.openxmlformats.org/officeDocument/2006/relationships" xmlns:m="http://schemas.openxmlformats.org/officeDocument/2006/math" xmlns:v="urn:schemas-microsoft-com:vml" xmlns:wp14="http://schemas.microsoft.com/office/word/2010/wordprocessingDrawing" xmlns:wp="http://schemas.openxmlformats.org/drawingml/2006/wordprocessingDrawing" xmlns:w10="urn:schemas-microsoft-com:office:word" xmlns:w="http://schemas.openxmlformats.org/wordprocessingml/2006/main" xmlns:w14="http://schemas.microsoft.com/office/word/2010/wordml" xmlns:w15="http://schemas.microsoft.com/office/word/2012/wordml" xmlns:w16cid="http://schemas.microsoft.com/office/word/2016/wordml/cid" xmlns:w16se="http://schemas.microsoft.com/office/word/2015/wordml/symex" xmlns:wpg="http://schemas.microsoft.com/office/word/2010/wordprocessingGroup" xmlns:wpi="http://schemas.microsoft.com/office/word/2010/wordprocessingInk" xmlns:wne="http://schemas.microsoft.com/office/word/2006/wordml" xmlns:wps="http://schemas.microsoft.com/office/word/2010/wordprocessingShape" mc:Ignorable="w14 w15 w16se w16cid wp14">
+  <w:footnote w:type="separator" w:id="-1">
+    <w:p>
+      <w:pPr>
+        <w:spacing w:after="0" w:line="240" w:lineRule="auto"/>
+      </w:pPr>
+      <w:r>
+        <w:separator/>
+      </w:r>
+    </w:p>
+  </w:footnote>
+  <w:footnote w:type="continuationSeparator" w:id="0">
+    <w:p>
+      <w:pPr>
+        <w:spacing w:after="0" w:line="240" w:lineRule="auto"/>
+      </w:pPr>
+      <w:r>
+        <w:continuationSeparator/>
+      </w:r>
+    </w:p>
+  </w:footnote>
+</w:footnotes>
+</file>
+
 <file path=word/numbering.xml><?xml version="1.0" encoding="utf-8"?>
-<w:numbering xmlns:wpc="http://schemas.microsoft.com/office/word/2010/wordprocessingCanvas" xmlns:cx="http://schemas.microsoft.com/office/drawing/2014/chartex" xmlns:cx1="http://schemas.microsoft.com/office/drawing/2015/9/8/chartex" xmlns:cx2="http://schemas.microsoft.com/office/drawing/2015/10/21/chartex" xmlns:cx3="http://schemas.microsoft.com/office/drawing/2016/5/9/chartex" xmlns:cx4="http://schemas.microsoft.com/office/drawing/2016/5/10/chartex" xmlns:cx5="http://schemas.microsoft.com/office/drawing/2016/5/11/chartex" xmlns:cx6="http://schemas.microsoft.com/office/drawing/2016/5/12/chartex" xmlns:cx7="http://schemas.microsoft.com/office/drawing/2016/5/13/chartex" xmlns:cx8="http://schemas.microsoft.com/office/drawing/2016/5/14/chartex" xmlns:mc="http://schemas.openxmlformats.org/markup-compatibility/2006" xmlns:aink="http://schemas.microsoft.com/office/drawing/2016/ink" xmlns:am3d="http://schemas.microsoft.com/office/drawing/2017/model3d" xmlns:o="urn:schemas-microsoft-com:office:office" xmlns:oel="http://schemas.microsoft.com/office/2019/extlst" xmlns:r="http://schemas.openxmlformats.org/officeDocument/2006/relationships" xmlns:m="http://schemas.openxmlformats.org/officeDocument/2006/math" xmlns:v="urn:schemas-microsoft-com:vml" xmlns:wp14="http://schemas.microsoft.com/office/word/2010/wordprocessingDrawing" xmlns:wp="http://schemas.openxmlformats.org/drawingml/2006/wordprocessingDrawing" xmlns:w10="urn:schemas-microsoft-com:office:word" xmlns:w="http://schemas.openxmlformats.org/wordprocessingml/2006/main" xmlns:w14="http://schemas.microsoft.com/office/word/2010/wordml" xmlns:w15="http://schemas.microsoft.com/office/word/2012/wordml" xmlns:w16cex="http://schemas.microsoft.com/office/word/2018/wordml/cex" xmlns:w16cid="http://schemas.microsoft.com/office/word/2016/wordml/cid" xmlns:w16="http://schemas.microsoft.com/office/word/2018/wordml" xmlns:w16du="http://schemas.microsoft.com/office/word/2023/wordml/word16du" xmlns:w16sdtdh="http://schemas.microsoft.com/office/word/2020/wordml/sdtdatahash" xmlns:w16sdtfl="http://schemas.microsoft.com/office/word/2024/wordml/sdtformatlock" xmlns:w16se="http://schemas.microsoft.com/office/word/2015/wordml/symex" xmlns:wpg="http://schemas.microsoft.com/office/word/2010/wordprocessingGroup" xmlns:wpi="http://schemas.microsoft.com/office/word/2010/wordprocessingInk" xmlns:wne="http://schemas.microsoft.com/office/word/2006/wordml" xmlns:wps="http://schemas.microsoft.com/office/word/2010/wordprocessingShape" mc:Ignorable="w14 w15 w16se w16cid w16 w16cex w16sdtdh w16sdtfl w16du wp14">
+<w:numbering xmlns:wpc="http://schemas.microsoft.com/office/word/2010/wordprocessingCanvas" xmlns:cx="http://schemas.microsoft.com/office/drawing/2014/chartex" xmlns:cx1="http://schemas.microsoft.com/office/drawing/2015/9/8/chartex" xmlns:cx2="http://schemas.microsoft.com/office/drawing/2015/10/21/chartex" xmlns:cx3="http://schemas.microsoft.com/office/drawing/2016/5/9/chartex" xmlns:cx4="http://schemas.microsoft.com/office/drawing/2016/5/10/chartex" xmlns:cx5="http://schemas.microsoft.com/office/drawing/2016/5/11/chartex" xmlns:cx6="http://schemas.microsoft.com/office/drawing/2016/5/12/chartex" xmlns:cx7="http://schemas.microsoft.com/office/drawing/2016/5/13/chartex" xmlns:cx8="http://schemas.microsoft.com/office/drawing/2016/5/14/chartex" xmlns:mc="http://schemas.openxmlformats.org/markup-compatibility/2006" xmlns:aink="http://schemas.microsoft.com/office/drawing/2016/ink" xmlns:am3d="http://schemas.microsoft.com/office/drawing/2017/model3d" xmlns:o="urn:schemas-microsoft-com:office:office" xmlns:r="http://schemas.openxmlformats.org/officeDocument/2006/relationships" xmlns:m="http://schemas.openxmlformats.org/officeDocument/2006/math" xmlns:v="urn:schemas-microsoft-com:vml" xmlns:wp14="http://schemas.microsoft.com/office/word/2010/wordprocessingDrawing" xmlns:wp="http://schemas.openxmlformats.org/drawingml/2006/wordprocessingDrawing" xmlns:w10="urn:schemas-microsoft-com:office:word" xmlns:w="http://schemas.openxmlformats.org/wordprocessingml/2006/main" xmlns:w14="http://schemas.microsoft.com/office/word/2010/wordml" xmlns:w15="http://schemas.microsoft.com/office/word/2012/wordml" xmlns:w16cid="http://schemas.microsoft.com/office/word/2016/wordml/cid" xmlns:w16se="http://schemas.microsoft.com/office/word/2015/wordml/symex" xmlns:wpg="http://schemas.microsoft.com/office/word/2010/wordprocessingGroup" xmlns:wpi="http://schemas.microsoft.com/office/word/2010/wordprocessingInk" xmlns:wne="http://schemas.microsoft.com/office/word/2006/wordml" xmlns:wps="http://schemas.microsoft.com/office/word/2010/wordprocessingShape" mc:Ignorable="w14 w15 w16se w16cid wp14">
   <w:abstractNum w:abstractNumId="0" w15:restartNumberingAfterBreak="0">
     <w:nsid w:val="17C50627"/>
     <w:multiLevelType w:val="hybridMultilevel"/>
@@ -10312,49 +10443,49 @@
       </w:rPr>
     </w:lvl>
   </w:abstractNum>
-  <w:num w:numId="1" w16cid:durableId="837117973">
+  <w:num w:numId="1">
     <w:abstractNumId w:val="12"/>
   </w:num>
-  <w:num w:numId="2" w16cid:durableId="1056124864">
+  <w:num w:numId="2">
     <w:abstractNumId w:val="0"/>
   </w:num>
-  <w:num w:numId="3" w16cid:durableId="2040735288">
+  <w:num w:numId="3">
     <w:abstractNumId w:val="3"/>
   </w:num>
-  <w:num w:numId="4" w16cid:durableId="289674482">
+  <w:num w:numId="4">
     <w:abstractNumId w:val="13"/>
   </w:num>
-  <w:num w:numId="5" w16cid:durableId="1954631331">
+  <w:num w:numId="5">
     <w:abstractNumId w:val="14"/>
   </w:num>
-  <w:num w:numId="6" w16cid:durableId="161169552">
+  <w:num w:numId="6">
     <w:abstractNumId w:val="1"/>
   </w:num>
-  <w:num w:numId="7" w16cid:durableId="1578248961">
+  <w:num w:numId="7">
     <w:abstractNumId w:val="16"/>
   </w:num>
-  <w:num w:numId="8" w16cid:durableId="1054157099">
+  <w:num w:numId="8">
     <w:abstractNumId w:val="9"/>
   </w:num>
-  <w:num w:numId="9" w16cid:durableId="1658026977">
+  <w:num w:numId="9">
     <w:abstractNumId w:val="6"/>
   </w:num>
-  <w:num w:numId="10" w16cid:durableId="1264654311">
+  <w:num w:numId="10">
     <w:abstractNumId w:val="11"/>
   </w:num>
-  <w:num w:numId="11" w16cid:durableId="875846998">
+  <w:num w:numId="11">
     <w:abstractNumId w:val="10"/>
   </w:num>
-  <w:num w:numId="12" w16cid:durableId="660351729">
+  <w:num w:numId="12">
     <w:abstractNumId w:val="4"/>
   </w:num>
-  <w:num w:numId="13" w16cid:durableId="973483075">
+  <w:num w:numId="13">
     <w:abstractNumId w:val="8"/>
   </w:num>
-  <w:num w:numId="14" w16cid:durableId="1087190068">
+  <w:num w:numId="14">
     <w:abstractNumId w:val="15"/>
   </w:num>
-  <w:num w:numId="15" w16cid:durableId="628435875">
+  <w:num w:numId="15">
     <w:abstractNumId w:val="2"/>
     <w:lvlOverride w:ilvl="0">
       <w:startOverride w:val="1"/>
@@ -10384,7 +10515,7 @@
       <w:startOverride w:val="1"/>
     </w:lvlOverride>
   </w:num>
-  <w:num w:numId="16" w16cid:durableId="541095041">
+  <w:num w:numId="16">
     <w:abstractNumId w:val="5"/>
     <w:lvlOverride w:ilvl="0">
       <w:startOverride w:val="1"/>
@@ -10414,14 +10545,14 @@
       <w:startOverride w:val="1"/>
     </w:lvlOverride>
   </w:num>
-  <w:num w:numId="17" w16cid:durableId="937103755">
+  <w:num w:numId="17">
     <w:abstractNumId w:val="7"/>
   </w:num>
 </w:numbering>
 </file>
 
 <file path=word/styles.xml><?xml version="1.0" encoding="utf-8"?>
-<w:styles xmlns:mc="http://schemas.openxmlformats.org/markup-compatibility/2006" xmlns:r="http://schemas.openxmlformats.org/officeDocument/2006/relationships" xmlns:w="http://schemas.openxmlformats.org/wordprocessingml/2006/main" xmlns:w14="http://schemas.microsoft.com/office/word/2010/wordml" xmlns:w15="http://schemas.microsoft.com/office/word/2012/wordml" xmlns:w16cex="http://schemas.microsoft.com/office/word/2018/wordml/cex" xmlns:w16cid="http://schemas.microsoft.com/office/word/2016/wordml/cid" xmlns:w16="http://schemas.microsoft.com/office/word/2018/wordml" xmlns:w16du="http://schemas.microsoft.com/office/word/2023/wordml/word16du" xmlns:w16sdtdh="http://schemas.microsoft.com/office/word/2020/wordml/sdtdatahash" xmlns:w16sdtfl="http://schemas.microsoft.com/office/word/2024/wordml/sdtformatlock" xmlns:w16se="http://schemas.microsoft.com/office/word/2015/wordml/symex" mc:Ignorable="w14 w15 w16se w16cid w16 w16cex w16sdtdh w16sdtfl w16du">
+<w:styles xmlns:mc="http://schemas.openxmlformats.org/markup-compatibility/2006" xmlns:r="http://schemas.openxmlformats.org/officeDocument/2006/relationships" xmlns:w="http://schemas.openxmlformats.org/wordprocessingml/2006/main" xmlns:w14="http://schemas.microsoft.com/office/word/2010/wordml" xmlns:w15="http://schemas.microsoft.com/office/word/2012/wordml" xmlns:w16cid="http://schemas.microsoft.com/office/word/2016/wordml/cid" xmlns:w16se="http://schemas.microsoft.com/office/word/2015/wordml/symex" mc:Ignorable="w14 w15 w16se w16cid">
   <w:docDefaults>
     <w:rPrDefault>
       <w:rPr>
@@ -10435,7 +10566,7 @@
     </w:rPrDefault>
     <w:pPrDefault/>
   </w:docDefaults>
-  <w:latentStyles w:defLockedState="0" w:defUIPriority="99" w:defSemiHidden="0" w:defUnhideWhenUsed="0" w:defQFormat="0" w:count="376">
+  <w:latentStyles w:defLockedState="0" w:defUIPriority="99" w:defSemiHidden="0" w:defUnhideWhenUsed="0" w:defQFormat="0" w:count="375">
     <w:lsdException w:name="Normal" w:uiPriority="0" w:qFormat="1"/>
     <w:lsdException w:name="heading 1" w:uiPriority="9" w:qFormat="1"/>
     <w:lsdException w:name="heading 2" w:semiHidden="1" w:uiPriority="9" w:unhideWhenUsed="1" w:qFormat="1"/>
@@ -10530,7 +10661,7 @@
     <w:lsdException w:name="E-mail Signature" w:semiHidden="1" w:unhideWhenUsed="1"/>
     <w:lsdException w:name="HTML Top of Form" w:semiHidden="1" w:unhideWhenUsed="1"/>
     <w:lsdException w:name="HTML Bottom of Form" w:semiHidden="1" w:unhideWhenUsed="1"/>
-    <w:lsdException w:name="Normal (Web)" w:semiHidden="1" w:uiPriority="0" w:unhideWhenUsed="1"/>
+    <w:lsdException w:name="Normal (Web)" w:semiHidden="1" w:unhideWhenUsed="1"/>
     <w:lsdException w:name="HTML Acronym" w:semiHidden="1" w:unhideWhenUsed="1"/>
     <w:lsdException w:name="HTML Address" w:semiHidden="1" w:unhideWhenUsed="1"/>
     <w:lsdException w:name="HTML Cite" w:semiHidden="1" w:unhideWhenUsed="1"/>
@@ -10811,9 +10942,8 @@
     <w:lsdException w:name="Smart Hyperlink" w:semiHidden="1" w:unhideWhenUsed="1"/>
     <w:lsdException w:name="Hashtag" w:semiHidden="1" w:unhideWhenUsed="1"/>
     <w:lsdException w:name="Unresolved Mention" w:semiHidden="1" w:unhideWhenUsed="1"/>
-    <w:lsdException w:name="Smart Link" w:semiHidden="1" w:unhideWhenUsed="1"/>
   </w:latentStyles>
-  <w:style w:type="paragraph" w:default="1" w:styleId="Normal">
+  <w:style w:type="paragraph" w:default="1" w:styleId="a">
     <w:name w:val="Normal"/>
     <w:qFormat/>
     <w:rsid w:val="005D607D"/>
@@ -10824,11 +10954,11 @@
       <w:lang w:val="en-GB"/>
     </w:rPr>
   </w:style>
-  <w:style w:type="paragraph" w:styleId="Heading1">
+  <w:style w:type="paragraph" w:styleId="1">
     <w:name w:val="heading 1"/>
-    <w:basedOn w:val="Normal"/>
-    <w:next w:val="Normal"/>
-    <w:link w:val="Heading1Char"/>
+    <w:basedOn w:val="a"/>
+    <w:next w:val="a"/>
+    <w:link w:val="10"/>
     <w:uiPriority w:val="9"/>
     <w:qFormat/>
     <w:rsid w:val="005D607D"/>
@@ -10845,11 +10975,11 @@
       <w:szCs w:val="40"/>
     </w:rPr>
   </w:style>
-  <w:style w:type="paragraph" w:styleId="Heading2">
+  <w:style w:type="paragraph" w:styleId="2">
     <w:name w:val="heading 2"/>
-    <w:basedOn w:val="Normal"/>
-    <w:next w:val="Normal"/>
-    <w:link w:val="Heading2Char"/>
+    <w:basedOn w:val="a"/>
+    <w:next w:val="a"/>
+    <w:link w:val="20"/>
     <w:uiPriority w:val="9"/>
     <w:unhideWhenUsed/>
     <w:qFormat/>
@@ -10867,11 +10997,11 @@
       <w:szCs w:val="32"/>
     </w:rPr>
   </w:style>
-  <w:style w:type="paragraph" w:styleId="Heading3">
+  <w:style w:type="paragraph" w:styleId="3">
     <w:name w:val="heading 3"/>
-    <w:basedOn w:val="Normal"/>
-    <w:next w:val="Normal"/>
-    <w:link w:val="Heading3Char"/>
+    <w:basedOn w:val="a"/>
+    <w:next w:val="a"/>
+    <w:link w:val="30"/>
     <w:uiPriority w:val="9"/>
     <w:unhideWhenUsed/>
     <w:qFormat/>
@@ -10889,11 +11019,11 @@
       <w:szCs w:val="28"/>
     </w:rPr>
   </w:style>
-  <w:style w:type="paragraph" w:styleId="Heading4">
+  <w:style w:type="paragraph" w:styleId="4">
     <w:name w:val="heading 4"/>
-    <w:basedOn w:val="Normal"/>
-    <w:next w:val="Normal"/>
-    <w:link w:val="Heading4Char"/>
+    <w:basedOn w:val="a"/>
+    <w:next w:val="a"/>
+    <w:link w:val="40"/>
     <w:uiPriority w:val="9"/>
     <w:semiHidden/>
     <w:unhideWhenUsed/>
@@ -10912,11 +11042,11 @@
       <w:color w:val="0F4761" w:themeColor="accent1" w:themeShade="BF"/>
     </w:rPr>
   </w:style>
-  <w:style w:type="paragraph" w:styleId="Heading5">
+  <w:style w:type="paragraph" w:styleId="5">
     <w:name w:val="heading 5"/>
-    <w:basedOn w:val="Normal"/>
-    <w:next w:val="Normal"/>
-    <w:link w:val="Heading5Char"/>
+    <w:basedOn w:val="a"/>
+    <w:next w:val="a"/>
+    <w:link w:val="50"/>
     <w:uiPriority w:val="9"/>
     <w:semiHidden/>
     <w:unhideWhenUsed/>
@@ -10933,11 +11063,11 @@
       <w:color w:val="0F4761" w:themeColor="accent1" w:themeShade="BF"/>
     </w:rPr>
   </w:style>
-  <w:style w:type="paragraph" w:styleId="Heading6">
+  <w:style w:type="paragraph" w:styleId="6">
     <w:name w:val="heading 6"/>
-    <w:basedOn w:val="Normal"/>
-    <w:next w:val="Normal"/>
-    <w:link w:val="Heading6Char"/>
+    <w:basedOn w:val="a"/>
+    <w:next w:val="a"/>
+    <w:link w:val="60"/>
     <w:uiPriority w:val="9"/>
     <w:semiHidden/>
     <w:unhideWhenUsed/>
@@ -10956,11 +11086,11 @@
       <w:color w:val="595959" w:themeColor="text1" w:themeTint="A6"/>
     </w:rPr>
   </w:style>
-  <w:style w:type="paragraph" w:styleId="Heading7">
+  <w:style w:type="paragraph" w:styleId="7">
     <w:name w:val="heading 7"/>
-    <w:basedOn w:val="Normal"/>
-    <w:next w:val="Normal"/>
-    <w:link w:val="Heading7Char"/>
+    <w:basedOn w:val="a"/>
+    <w:next w:val="a"/>
+    <w:link w:val="70"/>
     <w:uiPriority w:val="9"/>
     <w:semiHidden/>
     <w:unhideWhenUsed/>
@@ -10977,11 +11107,11 @@
       <w:color w:val="595959" w:themeColor="text1" w:themeTint="A6"/>
     </w:rPr>
   </w:style>
-  <w:style w:type="paragraph" w:styleId="Heading8">
+  <w:style w:type="paragraph" w:styleId="8">
     <w:name w:val="heading 8"/>
-    <w:basedOn w:val="Normal"/>
-    <w:next w:val="Normal"/>
-    <w:link w:val="Heading8Char"/>
+    <w:basedOn w:val="a"/>
+    <w:next w:val="a"/>
+    <w:link w:val="80"/>
     <w:uiPriority w:val="9"/>
     <w:semiHidden/>
     <w:unhideWhenUsed/>
@@ -10999,11 +11129,11 @@
       <w:color w:val="272727" w:themeColor="text1" w:themeTint="D8"/>
     </w:rPr>
   </w:style>
-  <w:style w:type="paragraph" w:styleId="Heading9">
+  <w:style w:type="paragraph" w:styleId="9">
     <w:name w:val="heading 9"/>
-    <w:basedOn w:val="Normal"/>
-    <w:next w:val="Normal"/>
-    <w:link w:val="Heading9Char"/>
+    <w:basedOn w:val="a"/>
+    <w:next w:val="a"/>
+    <w:link w:val="90"/>
     <w:uiPriority w:val="9"/>
     <w:semiHidden/>
     <w:unhideWhenUsed/>
@@ -11019,13 +11149,13 @@
       <w:color w:val="272727" w:themeColor="text1" w:themeTint="D8"/>
     </w:rPr>
   </w:style>
-  <w:style w:type="character" w:default="1" w:styleId="DefaultParagraphFont">
+  <w:style w:type="character" w:default="1" w:styleId="a0">
     <w:name w:val="Default Paragraph Font"/>
     <w:uiPriority w:val="1"/>
     <w:semiHidden/>
     <w:unhideWhenUsed/>
   </w:style>
-  <w:style w:type="table" w:default="1" w:styleId="TableNormal">
+  <w:style w:type="table" w:default="1" w:styleId="a1">
     <w:name w:val="Normal Table"/>
     <w:uiPriority w:val="99"/>
     <w:semiHidden/>
@@ -11040,16 +11170,16 @@
       </w:tblCellMar>
     </w:tblPr>
   </w:style>
-  <w:style w:type="numbering" w:default="1" w:styleId="NoList">
+  <w:style w:type="numbering" w:default="1" w:styleId="a2">
     <w:name w:val="No List"/>
     <w:uiPriority w:val="99"/>
     <w:semiHidden/>
     <w:unhideWhenUsed/>
   </w:style>
-  <w:style w:type="character" w:customStyle="1" w:styleId="Heading1Char">
-    <w:name w:val="Heading 1 Char"/>
-    <w:basedOn w:val="DefaultParagraphFont"/>
-    <w:link w:val="Heading1"/>
+  <w:style w:type="character" w:customStyle="1" w:styleId="10">
+    <w:name w:val="标题 1 字符"/>
+    <w:basedOn w:val="a0"/>
+    <w:link w:val="1"/>
     <w:uiPriority w:val="9"/>
     <w:rsid w:val="005D607D"/>
     <w:rPr>
@@ -11060,10 +11190,10 @@
       <w:lang w:val="en-GB"/>
     </w:rPr>
   </w:style>
-  <w:style w:type="character" w:customStyle="1" w:styleId="Heading2Char">
-    <w:name w:val="Heading 2 Char"/>
-    <w:basedOn w:val="DefaultParagraphFont"/>
-    <w:link w:val="Heading2"/>
+  <w:style w:type="character" w:customStyle="1" w:styleId="20">
+    <w:name w:val="标题 2 字符"/>
+    <w:basedOn w:val="a0"/>
+    <w:link w:val="2"/>
     <w:uiPriority w:val="9"/>
     <w:rsid w:val="005D607D"/>
     <w:rPr>
@@ -11074,10 +11204,10 @@
       <w:lang w:val="en-GB"/>
     </w:rPr>
   </w:style>
-  <w:style w:type="character" w:customStyle="1" w:styleId="Heading3Char">
-    <w:name w:val="Heading 3 Char"/>
-    <w:basedOn w:val="DefaultParagraphFont"/>
-    <w:link w:val="Heading3"/>
+  <w:style w:type="character" w:customStyle="1" w:styleId="30">
+    <w:name w:val="标题 3 字符"/>
+    <w:basedOn w:val="a0"/>
+    <w:link w:val="3"/>
     <w:uiPriority w:val="9"/>
     <w:rsid w:val="005D607D"/>
     <w:rPr>
@@ -11088,10 +11218,10 @@
       <w:lang w:val="en-GB"/>
     </w:rPr>
   </w:style>
-  <w:style w:type="character" w:customStyle="1" w:styleId="Heading4Char">
-    <w:name w:val="Heading 4 Char"/>
-    <w:basedOn w:val="DefaultParagraphFont"/>
-    <w:link w:val="Heading4"/>
+  <w:style w:type="character" w:customStyle="1" w:styleId="40">
+    <w:name w:val="标题 4 字符"/>
+    <w:basedOn w:val="a0"/>
+    <w:link w:val="4"/>
     <w:uiPriority w:val="9"/>
     <w:semiHidden/>
     <w:rsid w:val="005D607D"/>
@@ -11103,10 +11233,10 @@
       <w:lang w:val="en-GB"/>
     </w:rPr>
   </w:style>
-  <w:style w:type="character" w:customStyle="1" w:styleId="Heading5Char">
-    <w:name w:val="Heading 5 Char"/>
-    <w:basedOn w:val="DefaultParagraphFont"/>
-    <w:link w:val="Heading5"/>
+  <w:style w:type="character" w:customStyle="1" w:styleId="50">
+    <w:name w:val="标题 5 字符"/>
+    <w:basedOn w:val="a0"/>
+    <w:link w:val="5"/>
     <w:uiPriority w:val="9"/>
     <w:semiHidden/>
     <w:rsid w:val="005D607D"/>
@@ -11116,10 +11246,10 @@
       <w:lang w:val="en-GB"/>
     </w:rPr>
   </w:style>
-  <w:style w:type="character" w:customStyle="1" w:styleId="Heading6Char">
-    <w:name w:val="Heading 6 Char"/>
-    <w:basedOn w:val="DefaultParagraphFont"/>
-    <w:link w:val="Heading6"/>
+  <w:style w:type="character" w:customStyle="1" w:styleId="60">
+    <w:name w:val="标题 6 字符"/>
+    <w:basedOn w:val="a0"/>
+    <w:link w:val="6"/>
     <w:uiPriority w:val="9"/>
     <w:semiHidden/>
     <w:rsid w:val="005D607D"/>
@@ -11131,10 +11261,10 @@
       <w:lang w:val="en-GB"/>
     </w:rPr>
   </w:style>
-  <w:style w:type="character" w:customStyle="1" w:styleId="Heading7Char">
-    <w:name w:val="Heading 7 Char"/>
-    <w:basedOn w:val="DefaultParagraphFont"/>
-    <w:link w:val="Heading7"/>
+  <w:style w:type="character" w:customStyle="1" w:styleId="70">
+    <w:name w:val="标题 7 字符"/>
+    <w:basedOn w:val="a0"/>
+    <w:link w:val="7"/>
     <w:uiPriority w:val="9"/>
     <w:semiHidden/>
     <w:rsid w:val="005D607D"/>
@@ -11144,10 +11274,10 @@
       <w:lang w:val="en-GB"/>
     </w:rPr>
   </w:style>
-  <w:style w:type="character" w:customStyle="1" w:styleId="Heading8Char">
-    <w:name w:val="Heading 8 Char"/>
-    <w:basedOn w:val="DefaultParagraphFont"/>
-    <w:link w:val="Heading8"/>
+  <w:style w:type="character" w:customStyle="1" w:styleId="80">
+    <w:name w:val="标题 8 字符"/>
+    <w:basedOn w:val="a0"/>
+    <w:link w:val="8"/>
     <w:uiPriority w:val="9"/>
     <w:semiHidden/>
     <w:rsid w:val="005D607D"/>
@@ -11159,10 +11289,10 @@
       <w:lang w:val="en-GB"/>
     </w:rPr>
   </w:style>
-  <w:style w:type="character" w:customStyle="1" w:styleId="Heading9Char">
-    <w:name w:val="Heading 9 Char"/>
-    <w:basedOn w:val="DefaultParagraphFont"/>
-    <w:link w:val="Heading9"/>
+  <w:style w:type="character" w:customStyle="1" w:styleId="90">
+    <w:name w:val="标题 9 字符"/>
+    <w:basedOn w:val="a0"/>
+    <w:link w:val="9"/>
     <w:uiPriority w:val="9"/>
     <w:semiHidden/>
     <w:rsid w:val="005D607D"/>
@@ -11172,11 +11302,11 @@
       <w:lang w:val="en-GB"/>
     </w:rPr>
   </w:style>
-  <w:style w:type="paragraph" w:styleId="Title">
+  <w:style w:type="paragraph" w:styleId="a3">
     <w:name w:val="Title"/>
-    <w:basedOn w:val="Normal"/>
-    <w:next w:val="Normal"/>
-    <w:link w:val="TitleChar"/>
+    <w:basedOn w:val="a"/>
+    <w:next w:val="a"/>
+    <w:link w:val="a4"/>
     <w:uiPriority w:val="10"/>
     <w:qFormat/>
     <w:rsid w:val="005D607D"/>
@@ -11192,10 +11322,10 @@
       <w:szCs w:val="56"/>
     </w:rPr>
   </w:style>
-  <w:style w:type="character" w:customStyle="1" w:styleId="TitleChar">
-    <w:name w:val="Title Char"/>
-    <w:basedOn w:val="DefaultParagraphFont"/>
-    <w:link w:val="Title"/>
+  <w:style w:type="character" w:customStyle="1" w:styleId="a4">
+    <w:name w:val="标题 字符"/>
+    <w:basedOn w:val="a0"/>
+    <w:link w:val="a3"/>
     <w:uiPriority w:val="10"/>
     <w:rsid w:val="005D607D"/>
     <w:rPr>
@@ -11207,11 +11337,11 @@
       <w:lang w:val="en-GB"/>
     </w:rPr>
   </w:style>
-  <w:style w:type="paragraph" w:styleId="Subtitle">
+  <w:style w:type="paragraph" w:styleId="a5">
     <w:name w:val="Subtitle"/>
-    <w:basedOn w:val="Normal"/>
-    <w:next w:val="Normal"/>
-    <w:link w:val="SubtitleChar"/>
+    <w:basedOn w:val="a"/>
+    <w:next w:val="a"/>
+    <w:link w:val="a6"/>
     <w:uiPriority w:val="11"/>
     <w:qFormat/>
     <w:rsid w:val="005D607D"/>
@@ -11228,10 +11358,10 @@
       <w:szCs w:val="28"/>
     </w:rPr>
   </w:style>
-  <w:style w:type="character" w:customStyle="1" w:styleId="SubtitleChar">
-    <w:name w:val="Subtitle Char"/>
-    <w:basedOn w:val="DefaultParagraphFont"/>
-    <w:link w:val="Subtitle"/>
+  <w:style w:type="character" w:customStyle="1" w:styleId="a6">
+    <w:name w:val="副标题 字符"/>
+    <w:basedOn w:val="a0"/>
+    <w:link w:val="a5"/>
     <w:uiPriority w:val="11"/>
     <w:rsid w:val="005D607D"/>
     <w:rPr>
@@ -11243,11 +11373,11 @@
       <w:lang w:val="en-GB"/>
     </w:rPr>
   </w:style>
-  <w:style w:type="paragraph" w:styleId="Quote">
+  <w:style w:type="paragraph" w:styleId="a7">
     <w:name w:val="Quote"/>
-    <w:basedOn w:val="Normal"/>
-    <w:next w:val="Normal"/>
-    <w:link w:val="QuoteChar"/>
+    <w:basedOn w:val="a"/>
+    <w:next w:val="a"/>
+    <w:link w:val="a8"/>
     <w:uiPriority w:val="29"/>
     <w:qFormat/>
     <w:rsid w:val="005D607D"/>
@@ -11261,10 +11391,10 @@
       <w:color w:val="404040" w:themeColor="text1" w:themeTint="BF"/>
     </w:rPr>
   </w:style>
-  <w:style w:type="character" w:customStyle="1" w:styleId="QuoteChar">
-    <w:name w:val="Quote Char"/>
-    <w:basedOn w:val="DefaultParagraphFont"/>
-    <w:link w:val="Quote"/>
+  <w:style w:type="character" w:customStyle="1" w:styleId="a8">
+    <w:name w:val="引用 字符"/>
+    <w:basedOn w:val="a0"/>
+    <w:link w:val="a7"/>
     <w:uiPriority w:val="29"/>
     <w:rsid w:val="005D607D"/>
     <w:rPr>
@@ -11274,9 +11404,9 @@
       <w:lang w:val="en-GB"/>
     </w:rPr>
   </w:style>
-  <w:style w:type="paragraph" w:styleId="ListParagraph">
+  <w:style w:type="paragraph" w:styleId="a9">
     <w:name w:val="List Paragraph"/>
-    <w:basedOn w:val="Normal"/>
+    <w:basedOn w:val="a"/>
     <w:uiPriority w:val="99"/>
     <w:qFormat/>
     <w:rsid w:val="005D607D"/>
@@ -11285,9 +11415,9 @@
       <w:contextualSpacing/>
     </w:pPr>
   </w:style>
-  <w:style w:type="character" w:styleId="IntenseEmphasis">
+  <w:style w:type="character" w:styleId="aa">
     <w:name w:val="Intense Emphasis"/>
-    <w:basedOn w:val="DefaultParagraphFont"/>
+    <w:basedOn w:val="a0"/>
     <w:uiPriority w:val="21"/>
     <w:qFormat/>
     <w:rsid w:val="005D607D"/>
@@ -11297,11 +11427,11 @@
       <w:color w:val="0F4761" w:themeColor="accent1" w:themeShade="BF"/>
     </w:rPr>
   </w:style>
-  <w:style w:type="paragraph" w:styleId="IntenseQuote">
+  <w:style w:type="paragraph" w:styleId="ab">
     <w:name w:val="Intense Quote"/>
-    <w:basedOn w:val="Normal"/>
-    <w:next w:val="Normal"/>
-    <w:link w:val="IntenseQuoteChar"/>
+    <w:basedOn w:val="a"/>
+    <w:next w:val="a"/>
+    <w:link w:val="ac"/>
     <w:uiPriority w:val="30"/>
     <w:qFormat/>
     <w:rsid w:val="005D607D"/>
@@ -11320,10 +11450,10 @@
       <w:color w:val="0F4761" w:themeColor="accent1" w:themeShade="BF"/>
     </w:rPr>
   </w:style>
-  <w:style w:type="character" w:customStyle="1" w:styleId="IntenseQuoteChar">
-    <w:name w:val="Intense Quote Char"/>
-    <w:basedOn w:val="DefaultParagraphFont"/>
-    <w:link w:val="IntenseQuote"/>
+  <w:style w:type="character" w:customStyle="1" w:styleId="ac">
+    <w:name w:val="明显引用 字符"/>
+    <w:basedOn w:val="a0"/>
+    <w:link w:val="ab"/>
     <w:uiPriority w:val="30"/>
     <w:rsid w:val="005D607D"/>
     <w:rPr>
@@ -11333,9 +11463,9 @@
       <w:lang w:val="en-GB"/>
     </w:rPr>
   </w:style>
-  <w:style w:type="character" w:styleId="IntenseReference">
+  <w:style w:type="character" w:styleId="ad">
     <w:name w:val="Intense Reference"/>
-    <w:basedOn w:val="DefaultParagraphFont"/>
+    <w:basedOn w:val="a0"/>
     <w:uiPriority w:val="32"/>
     <w:qFormat/>
     <w:rsid w:val="005D607D"/>
@@ -11347,10 +11477,10 @@
       <w:spacing w:val="5"/>
     </w:rPr>
   </w:style>
-  <w:style w:type="paragraph" w:styleId="TOCHeading">
+  <w:style w:type="paragraph" w:styleId="TOC">
     <w:name w:val="TOC Heading"/>
-    <w:basedOn w:val="Heading1"/>
-    <w:next w:val="Normal"/>
+    <w:basedOn w:val="1"/>
+    <w:next w:val="a"/>
     <w:uiPriority w:val="39"/>
     <w:unhideWhenUsed/>
     <w:qFormat/>
@@ -11371,8 +11501,8 @@
   </w:style>
   <w:style w:type="paragraph" w:styleId="TOC1">
     <w:name w:val="toc 1"/>
-    <w:basedOn w:val="Normal"/>
-    <w:next w:val="Normal"/>
+    <w:basedOn w:val="a"/>
+    <w:next w:val="a"/>
     <w:autoRedefine/>
     <w:uiPriority w:val="39"/>
     <w:unhideWhenUsed/>
@@ -11389,8 +11519,8 @@
   </w:style>
   <w:style w:type="paragraph" w:styleId="TOC2">
     <w:name w:val="toc 2"/>
-    <w:basedOn w:val="Normal"/>
-    <w:next w:val="Normal"/>
+    <w:basedOn w:val="a"/>
+    <w:next w:val="a"/>
     <w:autoRedefine/>
     <w:uiPriority w:val="39"/>
     <w:unhideWhenUsed/>
@@ -11406,9 +11536,9 @@
       <w:szCs w:val="22"/>
     </w:rPr>
   </w:style>
-  <w:style w:type="character" w:styleId="Hyperlink">
+  <w:style w:type="character" w:styleId="ae">
     <w:name w:val="Hyperlink"/>
-    <w:basedOn w:val="DefaultParagraphFont"/>
+    <w:basedOn w:val="a0"/>
     <w:uiPriority w:val="99"/>
     <w:unhideWhenUsed/>
     <w:rsid w:val="008A3CD0"/>
@@ -11419,8 +11549,8 @@
   </w:style>
   <w:style w:type="paragraph" w:styleId="TOC3">
     <w:name w:val="toc 3"/>
-    <w:basedOn w:val="Normal"/>
-    <w:next w:val="Normal"/>
+    <w:basedOn w:val="a"/>
+    <w:next w:val="a"/>
     <w:autoRedefine/>
     <w:uiPriority w:val="39"/>
     <w:semiHidden/>
@@ -11437,8 +11567,8 @@
   </w:style>
   <w:style w:type="paragraph" w:styleId="TOC4">
     <w:name w:val="toc 4"/>
-    <w:basedOn w:val="Normal"/>
-    <w:next w:val="Normal"/>
+    <w:basedOn w:val="a"/>
+    <w:next w:val="a"/>
     <w:autoRedefine/>
     <w:uiPriority w:val="39"/>
     <w:semiHidden/>
@@ -11455,8 +11585,8 @@
   </w:style>
   <w:style w:type="paragraph" w:styleId="TOC5">
     <w:name w:val="toc 5"/>
-    <w:basedOn w:val="Normal"/>
-    <w:next w:val="Normal"/>
+    <w:basedOn w:val="a"/>
+    <w:next w:val="a"/>
     <w:autoRedefine/>
     <w:uiPriority w:val="39"/>
     <w:semiHidden/>
@@ -11473,8 +11603,8 @@
   </w:style>
   <w:style w:type="paragraph" w:styleId="TOC6">
     <w:name w:val="toc 6"/>
-    <w:basedOn w:val="Normal"/>
-    <w:next w:val="Normal"/>
+    <w:basedOn w:val="a"/>
+    <w:next w:val="a"/>
     <w:autoRedefine/>
     <w:uiPriority w:val="39"/>
     <w:semiHidden/>
@@ -11491,8 +11621,8 @@
   </w:style>
   <w:style w:type="paragraph" w:styleId="TOC7">
     <w:name w:val="toc 7"/>
-    <w:basedOn w:val="Normal"/>
-    <w:next w:val="Normal"/>
+    <w:basedOn w:val="a"/>
+    <w:next w:val="a"/>
     <w:autoRedefine/>
     <w:uiPriority w:val="39"/>
     <w:semiHidden/>
@@ -11509,8 +11639,8 @@
   </w:style>
   <w:style w:type="paragraph" w:styleId="TOC8">
     <w:name w:val="toc 8"/>
-    <w:basedOn w:val="Normal"/>
-    <w:next w:val="Normal"/>
+    <w:basedOn w:val="a"/>
+    <w:next w:val="a"/>
     <w:autoRedefine/>
     <w:uiPriority w:val="39"/>
     <w:semiHidden/>
@@ -11527,8 +11657,8 @@
   </w:style>
   <w:style w:type="paragraph" w:styleId="TOC9">
     <w:name w:val="toc 9"/>
-    <w:basedOn w:val="Normal"/>
-    <w:next w:val="Normal"/>
+    <w:basedOn w:val="a"/>
+    <w:next w:val="a"/>
     <w:autoRedefine/>
     <w:uiPriority w:val="39"/>
     <w:semiHidden/>
@@ -11543,9 +11673,9 @@
       <w:szCs w:val="20"/>
     </w:rPr>
   </w:style>
-  <w:style w:type="character" w:styleId="UnresolvedMention">
+  <w:style w:type="character" w:styleId="af">
     <w:name w:val="Unresolved Mention"/>
-    <w:basedOn w:val="DefaultParagraphFont"/>
+    <w:basedOn w:val="a0"/>
     <w:uiPriority w:val="99"/>
     <w:semiHidden/>
     <w:unhideWhenUsed/>
@@ -11555,9 +11685,9 @@
       <w:shd w:val="clear" w:color="auto" w:fill="E1DFDD"/>
     </w:rPr>
   </w:style>
-  <w:style w:type="table" w:styleId="TableGrid">
+  <w:style w:type="table" w:styleId="af0">
     <w:name w:val="Table Grid"/>
-    <w:basedOn w:val="TableNormal"/>
+    <w:basedOn w:val="a1"/>
     <w:uiPriority w:val="39"/>
     <w:rsid w:val="00FA390A"/>
     <w:tblPr>
@@ -11571,9 +11701,9 @@
       </w:tblBorders>
     </w:tblPr>
   </w:style>
-  <w:style w:type="character" w:styleId="FollowedHyperlink">
+  <w:style w:type="character" w:styleId="af1">
     <w:name w:val="FollowedHyperlink"/>
-    <w:basedOn w:val="DefaultParagraphFont"/>
+    <w:basedOn w:val="a0"/>
     <w:uiPriority w:val="99"/>
     <w:semiHidden/>
     <w:unhideWhenUsed/>
@@ -11583,9 +11713,10 @@
       <w:u w:val="single"/>
     </w:rPr>
   </w:style>
-  <w:style w:type="paragraph" w:styleId="NormalWeb">
+  <w:style w:type="paragraph" w:styleId="af2">
     <w:name w:val="Normal (Web)"/>
-    <w:basedOn w:val="Normal"/>
+    <w:basedOn w:val="a"/>
+    <w:uiPriority w:val="99"/>
     <w:rsid w:val="005E3BA1"/>
     <w:pPr>
       <w:widowControl w:val="0"/>
@@ -11598,10 +11729,10 @@
       <w14:ligatures w14:val="none"/>
     </w:rPr>
   </w:style>
-  <w:style w:type="paragraph" w:styleId="Caption">
+  <w:style w:type="paragraph" w:styleId="af3">
     <w:name w:val="caption"/>
-    <w:basedOn w:val="Normal"/>
-    <w:next w:val="Normal"/>
+    <w:basedOn w:val="a"/>
+    <w:next w:val="a"/>
     <w:uiPriority w:val="35"/>
     <w:unhideWhenUsed/>
     <w:qFormat/>
@@ -11616,6 +11747,79 @@
       <w:sz w:val="18"/>
       <w:szCs w:val="18"/>
     </w:rPr>
+  </w:style>
+  <w:style w:type="paragraph" w:styleId="af4">
+    <w:name w:val="header"/>
+    <w:basedOn w:val="a"/>
+    <w:link w:val="af5"/>
+    <w:uiPriority w:val="99"/>
+    <w:unhideWhenUsed/>
+    <w:rsid w:val="00A923E3"/>
+    <w:pPr>
+      <w:pBdr>
+        <w:bottom w:val="single" w:sz="6" w:space="1" w:color="auto"/>
+      </w:pBdr>
+      <w:tabs>
+        <w:tab w:val="center" w:pos="4153"/>
+        <w:tab w:val="right" w:pos="8306"/>
+      </w:tabs>
+      <w:snapToGrid w:val="0"/>
+      <w:spacing w:line="240" w:lineRule="auto"/>
+      <w:jc w:val="center"/>
+    </w:pPr>
+    <w:rPr>
+      <w:sz w:val="18"/>
+      <w:szCs w:val="18"/>
+    </w:rPr>
+  </w:style>
+  <w:style w:type="character" w:customStyle="1" w:styleId="af5">
+    <w:name w:val="页眉 字符"/>
+    <w:basedOn w:val="a0"/>
+    <w:link w:val="af4"/>
+    <w:uiPriority w:val="99"/>
+    <w:rsid w:val="00A923E3"/>
+    <w:rPr>
+      <w:sz w:val="18"/>
+      <w:szCs w:val="18"/>
+      <w:lang w:val="en-GB"/>
+    </w:rPr>
+  </w:style>
+  <w:style w:type="paragraph" w:styleId="af6">
+    <w:name w:val="footer"/>
+    <w:basedOn w:val="a"/>
+    <w:link w:val="af7"/>
+    <w:uiPriority w:val="99"/>
+    <w:unhideWhenUsed/>
+    <w:rsid w:val="00A923E3"/>
+    <w:pPr>
+      <w:tabs>
+        <w:tab w:val="center" w:pos="4153"/>
+        <w:tab w:val="right" w:pos="8306"/>
+      </w:tabs>
+      <w:snapToGrid w:val="0"/>
+      <w:spacing w:line="240" w:lineRule="auto"/>
+    </w:pPr>
+    <w:rPr>
+      <w:sz w:val="18"/>
+      <w:szCs w:val="18"/>
+    </w:rPr>
+  </w:style>
+  <w:style w:type="character" w:customStyle="1" w:styleId="af7">
+    <w:name w:val="页脚 字符"/>
+    <w:basedOn w:val="a0"/>
+    <w:link w:val="af6"/>
+    <w:uiPriority w:val="99"/>
+    <w:rsid w:val="00A923E3"/>
+    <w:rPr>
+      <w:sz w:val="18"/>
+      <w:szCs w:val="18"/>
+      <w:lang w:val="en-GB"/>
+    </w:rPr>
+  </w:style>
+  <w:style w:type="character" w:customStyle="1" w:styleId="url">
+    <w:name w:val="url"/>
+    <w:basedOn w:val="a0"/>
+    <w:rsid w:val="00A923E3"/>
   </w:style>
 </w:styles>
 </file>
@@ -11920,7 +12124,7 @@
 </file>
 
 <file path=customXml/itemProps1.xml><?xml version="1.0" encoding="utf-8"?>
-<ds:datastoreItem xmlns:ds="http://schemas.openxmlformats.org/officeDocument/2006/customXml" ds:itemID="{C65ED534-32E5-8C49-89D2-9756ED19DD6A}">
+<ds:datastoreItem xmlns:ds="http://schemas.openxmlformats.org/officeDocument/2006/customXml" ds:itemID="{F747D9BC-41C1-432A-94FF-047AF328E8E1}">
   <ds:schemaRefs>
     <ds:schemaRef ds:uri="http://schemas.openxmlformats.org/officeDocument/2006/bibliography"/>
   </ds:schemaRefs>
